--- a/app/templates/certificado_template_2.docx
+++ b/app/templates/certificado_template_2.docx
@@ -1,21 +1,26 @@
 
 <file path=word/document.xml><?xml version="1.0" encoding="utf-8"?>
-<w:document xmlns:wpc="http://schemas.microsoft.com/office/word/2010/wordprocessingCanvas" xmlns:cx="http://schemas.microsoft.com/office/drawing/2014/chartex" xmlns:cx1="http://schemas.microsoft.com/office/drawing/2015/9/8/chartex" xmlns:cx2="http://schemas.microsoft.com/office/drawing/2015/10/21/chartex" xmlns:cx3="http://schemas.microsoft.com/office/drawing/2016/5/9/chartex" xmlns:cx4="http://schemas.microsoft.com/office/drawing/2016/5/10/chartex" xmlns:cx5="http://schemas.microsoft.com/office/drawing/2016/5/11/chartex" xmlns:cx6="http://schemas.microsoft.com/office/drawing/2016/5/12/chartex" xmlns:cx7="http://schemas.microsoft.com/office/drawing/2016/5/13/chartex" xmlns:cx8="http://schemas.microsoft.com/office/drawing/2016/5/14/chartex" xmlns:mc="http://schemas.openxmlformats.org/markup-compatibility/2006" xmlns:aink="http://schemas.microsoft.com/office/drawing/2016/ink" xmlns:am3d="http://schemas.microsoft.com/office/drawing/2017/model3d" xmlns:o="urn:schemas-microsoft-com:office:office" xmlns:oel="http://schemas.microsoft.com/office/2019/extlst" xmlns:r="http://schemas.openxmlformats.org/officeDocument/2006/relationships" xmlns:m="http://schemas.openxmlformats.org/officeDocument/2006/math" xmlns:v="urn:schemas-microsoft-com:vml" xmlns:wp14="http://schemas.microsoft.com/office/word/2010/wordprocessingDrawing" xmlns:wp="http://schemas.openxmlformats.org/drawingml/2006/wordprocessingDrawing" xmlns:w10="urn:schemas-microsoft-com:office:word" xmlns:w="http://schemas.openxmlformats.org/wordprocessingml/2006/main" xmlns:w14="http://schemas.microsoft.com/office/word/2010/wordml" xmlns:w15="http://schemas.microsoft.com/office/word/2012/wordml" xmlns:w16cex="http://schemas.microsoft.com/office/word/2018/wordml/cex" xmlns:w16cid="http://schemas.microsoft.com/office/word/2016/wordml/cid" xmlns:w16="http://schemas.microsoft.com/office/word/2018/wordml" xmlns:w16du="http://schemas.microsoft.com/office/word/2023/wordml/word16du" xmlns:w16sdtdh="http://schemas.microsoft.com/office/word/2020/wordml/sdtdatahash" xmlns:w16sdtfl="http://schemas.microsoft.com/office/word/2024/wordml/sdtformatlock" xmlns:w16se="http://schemas.microsoft.com/office/word/2015/wordml/symex" xmlns:wpg="http://schemas.microsoft.com/office/word/2010/wordprocessingGroup" xmlns:wpi="http://schemas.microsoft.com/office/word/2010/wordprocessingInk" xmlns:wne="http://schemas.microsoft.com/office/word/2006/wordml" xmlns:wps="http://schemas.microsoft.com/office/word/2010/wordprocessingShape" mc:Ignorable="w14 w15 w16se w16cid w16 w16cex w16sdtdh w16sdtfl w16du wp14">
+<w:document xmlns:o="urn:schemas-microsoft-com:office:office" xmlns:r="http://schemas.openxmlformats.org/officeDocument/2006/relationships" xmlns:v="urn:schemas-microsoft-com:vml" xmlns:w="http://schemas.openxmlformats.org/wordprocessingml/2006/main" xmlns:w10="urn:schemas-microsoft-com:office:word" xmlns:wp="http://schemas.openxmlformats.org/drawingml/2006/wordprocessingDrawing" xmlns:pic="http://schemas.openxmlformats.org/drawingml/2006/picture" xmlns:wps="http://schemas.microsoft.com/office/word/2010/wordprocessingShape" xmlns:wpg="http://schemas.microsoft.com/office/word/2010/wordprocessingGroup" xmlns:mc="http://schemas.openxmlformats.org/markup-compatibility/2006" xmlns:wp14="http://schemas.microsoft.com/office/word/2010/wordprocessingDrawing" xmlns:w14="http://schemas.microsoft.com/office/word/2010/wordml" xmlns:w15="http://schemas.microsoft.com/office/word/2012/wordml" mc:Ignorable="w14 wp14 w15">
   <w:body>
     <w:p>
       <w:pPr>
-        <w:pStyle w:val="Textoindependiente"/>
-        <w:spacing w:before="229"/>
+        <w:pStyle w:val="BodyText"/>
+        <w:spacing w:before="229" w:after="0"/>
         <w:rPr>
           <w:rFonts w:ascii="Times New Roman" w:hAnsi="Times New Roman"/>
         </w:rPr>
       </w:pPr>
+      <w:r>
+        <w:rPr>
+          <w:rFonts w:ascii="Times New Roman" w:hAnsi="Times New Roman"/>
+        </w:rPr>
+      </w:r>
     </w:p>
     <w:p>
       <w:pPr>
-        <w:pStyle w:val="Ttulo"/>
-        <w:spacing w:before="1"/>
-        <w:ind w:right="52"/>
+        <w:pStyle w:val="Title"/>
+        <w:spacing w:before="1" w:after="0"/>
+        <w:ind w:start="53" w:end="52"/>
         <w:rPr>
           <w:spacing w:val="-2"/>
         </w:rPr>
@@ -23,6 +28,7 @@
       <w:bookmarkStart w:id="0" w:name="COMERCIALIZADORA_BIO_A_GRASS_S.A.S."/>
       <w:bookmarkEnd w:id="0"/>
       <w:r>
+        <w:rPr/>
         <w:t>COMERCIALIZADORA</w:t>
       </w:r>
       <w:r>
@@ -32,6 +38,7 @@
         <w:t xml:space="preserve"> </w:t>
       </w:r>
       <w:r>
+        <w:rPr/>
         <w:t>BIO</w:t>
       </w:r>
       <w:r>
@@ -41,6 +48,7 @@
         <w:t xml:space="preserve"> </w:t>
       </w:r>
       <w:r>
+        <w:rPr/>
         <w:t>A</w:t>
       </w:r>
       <w:r>
@@ -50,6 +58,7 @@
         <w:t xml:space="preserve"> </w:t>
       </w:r>
       <w:r>
+        <w:rPr/>
         <w:t>GRASS</w:t>
       </w:r>
       <w:r>
@@ -67,7 +76,7 @@
     </w:p>
     <w:p>
       <w:pPr>
-        <w:pStyle w:val="Textoindependiente"/>
+        <w:pStyle w:val="BodyText"/>
         <w:jc w:val="center"/>
         <w:rPr>
           <w:b/>
@@ -84,28 +93,42 @@
     </w:p>
     <w:p>
       <w:pPr>
-        <w:pStyle w:val="Textoindependiente"/>
+        <w:pStyle w:val="BodyText"/>
         <w:rPr>
           <w:rFonts w:ascii="Arial" w:hAnsi="Arial"/>
           <w:b/>
         </w:rPr>
       </w:pPr>
+      <w:r>
+        <w:rPr>
+          <w:rFonts w:ascii="Arial" w:hAnsi="Arial"/>
+          <w:b/>
+        </w:rPr>
+      </w:r>
     </w:p>
     <w:p>
       <w:pPr>
-        <w:pStyle w:val="Textoindependiente"/>
-        <w:spacing w:before="235"/>
+        <w:pStyle w:val="BodyText"/>
+        <w:spacing w:before="235" w:after="0"/>
         <w:rPr>
           <w:rFonts w:ascii="Arial" w:hAnsi="Arial"/>
           <w:b/>
         </w:rPr>
       </w:pPr>
+      <w:r>
+        <w:rPr>
+          <w:rFonts w:ascii="Arial" w:hAnsi="Arial"/>
+          <w:b/>
+        </w:rPr>
+      </w:r>
     </w:p>
     <w:p>
       <w:pPr>
-        <w:pStyle w:val="Ttulo"/>
+        <w:pStyle w:val="Title"/>
+        <w:rPr/>
       </w:pPr>
       <w:r>
+        <w:rPr/>
         <w:t>HACE</w:t>
       </w:r>
       <w:r>
@@ -123,136 +146,75 @@
     </w:p>
     <w:p>
       <w:pPr>
-        <w:pStyle w:val="Textoindependiente"/>
+        <w:pStyle w:val="BodyText"/>
         <w:rPr>
           <w:rFonts w:ascii="Arial" w:hAnsi="Arial"/>
           <w:b/>
         </w:rPr>
       </w:pPr>
+      <w:r>
+        <w:rPr>
+          <w:rFonts w:ascii="Arial" w:hAnsi="Arial"/>
+          <w:b/>
+        </w:rPr>
+      </w:r>
     </w:p>
     <w:p>
       <w:pPr>
-        <w:pStyle w:val="Textoindependiente"/>
-        <w:spacing w:before="223"/>
+        <w:pStyle w:val="BodyText"/>
+        <w:spacing w:lineRule="auto" w:line="262"/>
+        <w:ind w:hanging="0" w:start="0" w:end="288"/>
         <w:jc w:val="both"/>
-        <w:rPr>
-          <w:rFonts w:ascii="Arial" w:hAnsi="Arial"/>
-          <w:b/>
-        </w:rPr>
+        <w:rPr/>
       </w:pPr>
+      <w:r>
+        <w:rPr/>
+      </w:r>
     </w:p>
     <w:p>
       <w:pPr>
-        <w:pStyle w:val="Textoindependiente"/>
-        <w:spacing w:line="262" w:lineRule="auto"/>
-        <w:ind w:left="259" w:right="288" w:hanging="10"/>
+        <w:pStyle w:val="BodyText"/>
+        <w:spacing w:lineRule="auto" w:line="262"/>
+        <w:ind w:hanging="0" w:start="0" w:end="288"/>
         <w:jc w:val="both"/>
+        <w:rPr/>
       </w:pPr>
       <w:r>
-        <w:t xml:space="preserve">Que a la empresa {{restaurante}} identificada con </w:t>
-      </w:r>
-      <w:r>
-        <w:t>NIT</w:t>
-      </w:r>
-      <w:r>
-        <w:t xml:space="preserve"> {{</w:t>
-      </w:r>
-      <w:proofErr w:type="spellStart"/>
-      <w:r>
-        <w:t>nit</w:t>
-      </w:r>
-      <w:proofErr w:type="spellEnd"/>
-      <w:r>
-        <w:t xml:space="preserve">}} </w:t>
+        <w:rPr/>
+        <w:t xml:space="preserve">   </w:t>
+      </w:r>
+      <w:r>
+        <w:rPr/>
+        <w:t xml:space="preserve">Que a la empresa {{restaurante}} identificada con NIT {{nit}} </w:t>
       </w:r>
       <w:r>
         <w:rPr>
           <w:color w:val="000000"/>
         </w:rPr>
-        <w:t xml:space="preserve">se le recolecta el residuo de </w:t>
-      </w:r>
-      <w:r>
-        <w:rPr>
-          <w:color w:val="000000"/>
-        </w:rPr>
-        <w:t>A</w:t>
-      </w:r>
-      <w:r>
-        <w:rPr>
-          <w:color w:val="000000"/>
-        </w:rPr>
-        <w:t xml:space="preserve">ceite </w:t>
-      </w:r>
-      <w:r>
-        <w:rPr>
-          <w:color w:val="000000"/>
-        </w:rPr>
-        <w:t xml:space="preserve">de Cocina </w:t>
-      </w:r>
-      <w:r>
-        <w:rPr>
-          <w:color w:val="000000"/>
-        </w:rPr>
-        <w:t>U</w:t>
-      </w:r>
-      <w:r>
-        <w:rPr>
-          <w:color w:val="000000"/>
-        </w:rPr>
-        <w:t>sado</w:t>
-      </w:r>
-      <w:r>
-        <w:rPr>
-          <w:color w:val="000000"/>
-        </w:rPr>
-        <w:t xml:space="preserve"> – A</w:t>
-      </w:r>
-      <w:r>
-        <w:rPr>
-          <w:color w:val="000000"/>
-        </w:rPr>
-        <w:t>C</w:t>
-      </w:r>
-      <w:r>
-        <w:rPr>
-          <w:color w:val="000000"/>
-        </w:rPr>
-        <w:t>U,</w:t>
-      </w:r>
-      <w:r>
-        <w:rPr>
-          <w:color w:val="000000"/>
-        </w:rPr>
-        <w:t xml:space="preserve"> en bidones de 20 </w:t>
-      </w:r>
-      <w:r>
-        <w:rPr>
-          <w:color w:val="000000"/>
-        </w:rPr>
-        <w:t>litros</w:t>
-      </w:r>
-      <w:r>
-        <w:rPr>
-          <w:color w:val="000000"/>
-        </w:rPr>
-        <w:t xml:space="preserve"> para uso industrial.</w:t>
+        <w:t xml:space="preserve">se le recolecta el residuo                    de Aceite de Cocina Usado – ACU, en bidones de 20 litros para uso industrial.     </w:t>
       </w:r>
     </w:p>
     <w:p>
       <w:pPr>
-        <w:pStyle w:val="Textoindependiente"/>
-        <w:spacing w:before="22"/>
+        <w:pStyle w:val="BodyText"/>
+        <w:spacing w:before="22" w:after="0"/>
         <w:jc w:val="both"/>
+        <w:rPr/>
       </w:pPr>
+      <w:r>
+        <w:rPr/>
+      </w:r>
     </w:p>
     <w:p>
       <w:pPr>
-        <w:pStyle w:val="Textoindependiente"/>
-        <w:spacing w:line="262" w:lineRule="auto"/>
-        <w:ind w:left="259" w:right="241" w:hanging="10"/>
+        <w:pStyle w:val="BodyText"/>
+        <w:spacing w:lineRule="auto" w:line="262"/>
+        <w:ind w:hanging="10" w:start="259" w:end="241"/>
         <w:jc w:val="both"/>
+        <w:rPr/>
       </w:pPr>
       <w:r>
+        <w:rPr/>
         <w:t>Que</w:t>
       </w:r>
       <w:r>
@@ -262,6 +224,7 @@
         <w:t xml:space="preserve"> </w:t>
       </w:r>
       <w:r>
+        <w:rPr/>
         <w:t>el</w:t>
       </w:r>
       <w:r>
@@ -271,22 +234,18 @@
         <w:t xml:space="preserve"> </w:t>
       </w:r>
       <w:r>
-        <w:t>{{</w:t>
-      </w:r>
-      <w:r>
-        <w:t>fecha recolección</w:t>
-      </w:r>
-      <w:r>
-        <w:t>}}</w:t>
-      </w:r>
-      <w:r>
+        <w:rPr/>
+        <w:t>{{fecha recolección}} del presente año se</w:t>
+      </w:r>
+      <w:r>
+        <w:rPr>
+          <w:spacing w:val="40"/>
+        </w:rPr>
         <w:t xml:space="preserve"> </w:t>
       </w:r>
       <w:r>
-        <w:t xml:space="preserve">del presente año </w:t>
-      </w:r>
-      <w:r>
-        <w:t>se</w:t>
+        <w:rPr/>
+        <w:t>recolectaron</w:t>
       </w:r>
       <w:r>
         <w:rPr>
@@ -295,7 +254,8 @@
         <w:t xml:space="preserve"> </w:t>
       </w:r>
       <w:r>
-        <w:t>recolectaron</w:t>
+        <w:rPr/>
+        <w:t>{{cantidad}} bidones en</w:t>
       </w:r>
       <w:r>
         <w:rPr>
@@ -304,13 +264,8 @@
         <w:t xml:space="preserve"> </w:t>
       </w:r>
       <w:r>
-        <w:t xml:space="preserve">{{cantidad}} </w:t>
-      </w:r>
-      <w:r>
-        <w:t xml:space="preserve">bidones </w:t>
-      </w:r>
-      <w:r>
-        <w:t>en</w:t>
+        <w:rPr/>
+        <w:t>el</w:t>
       </w:r>
       <w:r>
         <w:rPr>
@@ -319,126 +274,55 @@
         <w:t xml:space="preserve"> </w:t>
       </w:r>
       <w:r>
-        <w:t>el</w:t>
-      </w:r>
-      <w:r>
-        <w:rPr>
-          <w:spacing w:val="40"/>
-        </w:rPr>
-        <w:t xml:space="preserve"> </w:t>
-      </w:r>
-      <w:r>
-        <w:t>punto</w:t>
-      </w:r>
-      <w:r>
-        <w:t xml:space="preserve"> ubicado en la </w:t>
-      </w:r>
-      <w:r>
-        <w:t>{{</w:t>
-      </w:r>
-      <w:r>
-        <w:t>dirección</w:t>
-      </w:r>
-      <w:r>
-        <w:t xml:space="preserve">}} de la </w:t>
-      </w:r>
-      <w:r>
-        <w:t>ciudad de</w:t>
-      </w:r>
-      <w:r>
-        <w:t xml:space="preserve"> {{ciudad}}</w:t>
-      </w:r>
-      <w:r>
-        <w:t>.</w:t>
+        <w:rPr/>
+        <w:t>punto ubicado en la {{dirección}} de la ciudad de {{ciudad}}.</w:t>
       </w:r>
     </w:p>
     <w:p>
       <w:pPr>
-        <w:pStyle w:val="Textoindependiente"/>
-        <w:spacing w:line="262" w:lineRule="auto"/>
-        <w:ind w:left="259" w:right="241" w:hanging="10"/>
+        <w:pStyle w:val="BodyText"/>
+        <w:spacing w:lineRule="auto" w:line="262"/>
+        <w:ind w:hanging="10" w:start="259" w:end="241"/>
         <w:jc w:val="both"/>
+        <w:rPr/>
       </w:pPr>
+      <w:r>
+        <w:rPr/>
+      </w:r>
     </w:p>
     <w:p>
       <w:pPr>
-        <w:pStyle w:val="Textoindependiente"/>
-        <w:spacing w:line="262" w:lineRule="auto"/>
-        <w:ind w:left="259" w:right="232" w:hanging="10"/>
+        <w:pStyle w:val="BodyText"/>
+        <w:spacing w:lineRule="auto" w:line="262"/>
+        <w:ind w:hanging="10" w:start="259" w:end="232"/>
         <w:jc w:val="both"/>
+        <w:rPr/>
       </w:pPr>
       <w:r>
-        <w:t xml:space="preserve">Se informa que ningún desperdicio </w:t>
-      </w:r>
-      <w:r>
-        <w:t>proveniente de la recolección será vertido en sitios no aptos para este proceso, aunque debe tenerse en cuenta que no existe desperdicio</w:t>
-      </w:r>
-      <w:r>
-        <w:t xml:space="preserve"> desaprovechado. Esta recolección garantiza que el A</w:t>
-      </w:r>
-      <w:r>
-        <w:t>C</w:t>
-      </w:r>
-      <w:r>
-        <w:t>U recolectado</w:t>
-      </w:r>
-      <w:r>
-        <w:t xml:space="preserve"> será destinado única y exclusivamente a la producción </w:t>
-      </w:r>
-      <w:r>
-        <w:t>agroindustrial</w:t>
-      </w:r>
-      <w:r>
-        <w:t>,</w:t>
-      </w:r>
-      <w:r>
-        <w:t xml:space="preserve"> </w:t>
-      </w:r>
-      <w:r>
-        <w:t>asegurando</w:t>
-      </w:r>
-      <w:r>
-        <w:t xml:space="preserve"> que este residuo NO será procesado ni vendido para el consumo humano. De igual forma</w:t>
-      </w:r>
-      <w:r>
-        <w:t>,</w:t>
-      </w:r>
-      <w:r>
-        <w:t xml:space="preserve"> el A</w:t>
-      </w:r>
-      <w:r>
-        <w:t>C</w:t>
-      </w:r>
-      <w:r>
-        <w:t xml:space="preserve">U no será vertido en alcantarillados ni cuerpos de AGUA, dando cumplimiento a la normativa ambiental: </w:t>
-      </w:r>
-      <w:r>
-        <w:t>Decreto</w:t>
-      </w:r>
-      <w:r>
-        <w:t xml:space="preserve"> 1594 </w:t>
-      </w:r>
-      <w:r>
-        <w:t>artículo</w:t>
-      </w:r>
-      <w:r>
-        <w:t xml:space="preserve"> 60. Del vertimiento de residuos líquidos.</w:t>
+        <w:rPr/>
+        <w:t>Se informa que ningún desperdicio proveniente de la recolección será vertido en sitios no aptos para este proceso, aunque debe tenerse en cuenta que no existe desperdicio desaprovechado. Esta recolección garantiza que el ACU recolectado será destinado única y exclusivamente a la producción agroindustrial, asegurando que este residuo NO será procesado ni vendido para el consumo humano. De igual forma, el ACU no será vertido en alcantarillados ni cuerpos de AGUA, dando cumplimiento a la normativa ambiental: Decreto 1594 artículo 60. Del vertimiento de residuos líquidos.</w:t>
       </w:r>
     </w:p>
     <w:p>
       <w:pPr>
-        <w:pStyle w:val="Textoindependiente"/>
-        <w:spacing w:before="15"/>
+        <w:pStyle w:val="BodyText"/>
+        <w:spacing w:before="15" w:after="0"/>
         <w:jc w:val="both"/>
+        <w:rPr/>
       </w:pPr>
+      <w:r>
+        <w:rPr/>
+      </w:r>
     </w:p>
     <w:p>
       <w:pPr>
-        <w:pStyle w:val="Textoindependiente"/>
-        <w:ind w:left="251"/>
+        <w:pStyle w:val="BodyText"/>
+        <w:ind w:start="251"/>
         <w:jc w:val="both"/>
+        <w:rPr/>
       </w:pPr>
       <w:r>
+        <w:rPr/>
         <w:t>En</w:t>
       </w:r>
       <w:r>
@@ -448,6 +332,7 @@
         <w:t xml:space="preserve"> </w:t>
       </w:r>
       <w:r>
+        <w:rPr/>
         <w:t>constancia</w:t>
       </w:r>
       <w:r>
@@ -457,6 +342,7 @@
         <w:t xml:space="preserve"> </w:t>
       </w:r>
       <w:r>
+        <w:rPr/>
         <w:t>se</w:t>
       </w:r>
       <w:r>
@@ -466,6 +352,7 @@
         <w:t xml:space="preserve"> </w:t>
       </w:r>
       <w:r>
+        <w:rPr/>
         <w:t>firma</w:t>
       </w:r>
       <w:r>
@@ -475,6 +362,7 @@
         <w:t xml:space="preserve"> </w:t>
       </w:r>
       <w:r>
+        <w:rPr/>
         <w:t>a</w:t>
       </w:r>
       <w:r>
@@ -484,6 +372,7 @@
         <w:t xml:space="preserve"> </w:t>
       </w:r>
       <w:r>
+        <w:rPr/>
         <w:t>los</w:t>
       </w:r>
       <w:r>
@@ -493,35 +382,26 @@
         <w:t xml:space="preserve"> </w:t>
       </w:r>
       <w:r>
-        <w:t>{{</w:t>
-      </w:r>
-      <w:r>
-        <w:t>fecha generación</w:t>
-      </w:r>
-      <w:r>
-        <w:t>}} de</w:t>
-      </w:r>
-      <w:r>
-        <w:t xml:space="preserve"> </w:t>
-      </w:r>
-      <w:r>
-        <w:t>2026</w:t>
-      </w:r>
-      <w:r>
-        <w:t>.</w:t>
+        <w:rPr/>
+        <w:t>{{fecha generación}} de 2026.</w:t>
       </w:r>
     </w:p>
     <w:p>
       <w:pPr>
-        <w:pStyle w:val="Textoindependiente"/>
+        <w:pStyle w:val="BodyText"/>
         <w:jc w:val="both"/>
+        <w:rPr/>
       </w:pPr>
+      <w:r>
+        <w:rPr/>
+      </w:r>
     </w:p>
     <w:p>
       <w:pPr>
-        <w:pStyle w:val="Textoindependiente"/>
-        <w:ind w:left="251"/>
+        <w:pStyle w:val="BodyText"/>
+        <w:ind w:start="251"/>
         <w:jc w:val="both"/>
+        <w:rPr/>
       </w:pPr>
       <w:r>
         <w:rPr>
@@ -532,187 +412,195 @@
     </w:p>
     <w:p>
       <w:pPr>
-        <w:pStyle w:val="Textoindependiente"/>
+        <w:pStyle w:val="BodyText"/>
+        <w:spacing w:before="1" w:after="0"/>
+        <w:ind w:hanging="0" w:start="0"/>
+        <w:rPr/>
       </w:pPr>
+      <w:r>
+        <w:rPr/>
+        <w:t xml:space="preserve">  </w:t>
+      </w:r>
+      <w:r>
+        <w:rPr/>
+        <w:t>Samuel</w:t>
+      </w:r>
+      <w:r>
+        <w:rPr>
+          <w:spacing w:val="24"/>
+        </w:rPr>
+        <w:t xml:space="preserve"> </w:t>
+      </w:r>
+      <w:r>
+        <w:rPr/>
+        <w:t>A.</w:t>
+      </w:r>
+      <w:r>
+        <w:rPr>
+          <w:spacing w:val="55"/>
+        </w:rPr>
+        <w:t xml:space="preserve"> </w:t>
+      </w:r>
+      <w:r>
+        <w:rPr/>
+        <w:t>Cabeza</w:t>
+      </w:r>
+      <w:r>
+        <w:rPr>
+          <w:spacing w:val="-2"/>
+        </w:rPr>
+        <w:t xml:space="preserve"> </w:t>
+      </w:r>
+      <w:r>
+        <w:rPr>
+          <w:spacing w:val="-5"/>
+        </w:rPr>
+        <w:t>A.</w:t>
+      </w:r>
     </w:p>
     <w:p>
       <w:pPr>
-        <w:pStyle w:val="Textoindependiente"/>
+        <w:pStyle w:val="BodyText"/>
+        <w:spacing w:before="26" w:after="0"/>
+        <w:ind w:start="110"/>
+        <w:rPr/>
       </w:pPr>
+      <w:r>
+        <w:rPr/>
+        <w:t>C.C</w:t>
+      </w:r>
+      <w:r>
+        <w:rPr>
+          <w:spacing w:val="-9"/>
+        </w:rPr>
+        <w:t xml:space="preserve"> </w:t>
+      </w:r>
+      <w:r>
+        <w:rPr/>
+        <w:t>91.495.733</w:t>
+      </w:r>
+      <w:r>
+        <w:rPr>
+          <w:spacing w:val="-7"/>
+        </w:rPr>
+        <w:t xml:space="preserve"> </w:t>
+      </w:r>
+      <w:r>
+        <w:rPr>
+          <w:spacing w:val="-2"/>
+        </w:rPr>
+        <w:t>Bucaramanga</w:t>
+      </w:r>
     </w:p>
     <w:p>
       <w:pPr>
-        <w:pStyle w:val="Textoindependiente"/>
-        <w:spacing w:before="112"/>
+        <w:pStyle w:val="BodyText"/>
+        <w:spacing w:before="29" w:after="0"/>
+        <w:ind w:start="110"/>
+        <w:rPr>
+          <w:spacing w:val="-2"/>
+        </w:rPr>
       </w:pPr>
-    </w:p>
-    <w:p>
-      <w:pPr>
-        <w:pStyle w:val="Textoindependiente"/>
-        <w:spacing w:before="112"/>
-      </w:pPr>
-      <w:r>
-        <w:rPr>
-          <w:rFonts w:ascii="Times New Roman" w:hAnsi="Times New Roman"/>
-          <w:noProof/>
-        </w:rPr>
-        <w:drawing>
-          <wp:anchor distT="0" distB="0" distL="0" distR="0" simplePos="0" relativeHeight="251650048" behindDoc="1" locked="0" layoutInCell="0" allowOverlap="1" wp14:anchorId="7F7F9A4F" wp14:editId="77218C0B">
-            <wp:simplePos x="0" y="0"/>
-            <wp:positionH relativeFrom="page">
-              <wp:posOffset>1057369</wp:posOffset>
-            </wp:positionH>
-            <wp:positionV relativeFrom="page">
-              <wp:posOffset>7438790</wp:posOffset>
-            </wp:positionV>
-            <wp:extent cx="2683510" cy="836930"/>
-            <wp:effectExtent l="0" t="0" r="2540" b="1270"/>
-            <wp:wrapNone/>
-            <wp:docPr id="1" name="Image 4"/>
-            <wp:cNvGraphicFramePr>
-              <a:graphicFrameLocks xmlns:a="http://schemas.openxmlformats.org/drawingml/2006/main" noChangeAspect="1"/>
-            </wp:cNvGraphicFramePr>
-            <a:graphic xmlns:a="http://schemas.openxmlformats.org/drawingml/2006/main">
-              <a:graphicData uri="http://schemas.openxmlformats.org/drawingml/2006/picture">
-                <pic:pic xmlns:pic="http://schemas.openxmlformats.org/drawingml/2006/picture">
-                  <pic:nvPicPr>
-                    <pic:cNvPr id="1" name="Image 4"/>
-                    <pic:cNvPicPr>
-                      <a:picLocks noChangeAspect="1" noChangeArrowheads="1"/>
-                    </pic:cNvPicPr>
-                  </pic:nvPicPr>
-                  <pic:blipFill>
-                    <a:blip r:embed="rId6">
-                      <a:extLst>
-                        <a:ext uri="{BEBA8EAE-BF5A-486C-A8C5-ECC9F3942E4B}">
-                          <a14:imgProps xmlns:a14="http://schemas.microsoft.com/office/drawing/2010/main">
-                            <a14:imgLayer r:embed="rId7">
-                              <a14:imgEffect>
-                                <a14:sharpenSoften amount="50000"/>
-                              </a14:imgEffect>
-                            </a14:imgLayer>
-                          </a14:imgProps>
-                        </a:ext>
-                      </a:extLst>
-                    </a:blip>
-                    <a:stretch>
-                      <a:fillRect/>
-                    </a:stretch>
-                  </pic:blipFill>
-                  <pic:spPr bwMode="auto">
-                    <a:xfrm>
-                      <a:off x="0" y="0"/>
-                      <a:ext cx="2683510" cy="836930"/>
-                    </a:xfrm>
-                    <a:prstGeom prst="rect">
-                      <a:avLst/>
-                    </a:prstGeom>
-                    <a:noFill/>
-                  </pic:spPr>
-                </pic:pic>
-              </a:graphicData>
-            </a:graphic>
-          </wp:anchor>
-        </w:drawing>
-      </w:r>
-    </w:p>
-    <w:p>
-      <w:pPr>
-        <w:pStyle w:val="Textoindependiente"/>
-        <w:spacing w:before="112"/>
-      </w:pPr>
-    </w:p>
-    <w:p>
-      <w:pPr>
-        <w:pStyle w:val="Textoindependiente"/>
-        <w:spacing w:before="1"/>
-        <w:ind w:left="110"/>
-      </w:pPr>
-      <w:r>
-        <w:t>Samuel</w:t>
-      </w:r>
-      <w:r>
-        <w:rPr>
-          <w:spacing w:val="24"/>
+      <w:r>
+        <mc:AlternateContent>
+          <mc:Choice Requires="wps">
+            <w:drawing>
+              <wp:anchor distT="0" distB="1270" distL="0" distR="2540" simplePos="0" relativeHeight="8" behindDoc="1" locked="0" layoutInCell="1" allowOverlap="1" wp14:anchorId="7F7F9A4F">
+                <wp:simplePos x="0" y="0"/>
+                <wp:positionH relativeFrom="column">
+                  <wp:posOffset>-192405</wp:posOffset>
+                </wp:positionH>
+                <wp:positionV relativeFrom="paragraph">
+                  <wp:posOffset>156845</wp:posOffset>
+                </wp:positionV>
+                <wp:extent cx="2683510" cy="836930"/>
+                <wp:effectExtent l="0" t="0" r="0" b="0"/>
+                <wp:wrapNone/>
+                <wp:docPr id="1" name="Image 4"/>
+                <a:graphic xmlns:a="http://schemas.openxmlformats.org/drawingml/2006/main">
+                  <a:graphicData uri="http://schemas.openxmlformats.org/drawingml/2006/picture">
+                    <pic:pic xmlns:pic="http://schemas.openxmlformats.org/drawingml/2006/picture">
+                      <pic:nvPicPr>
+                        <pic:cNvPr id="2" name="Image 4"/>
+                        <pic:cNvPicPr/>
+                      </pic:nvPicPr>
+                      <pic:blipFill>
+                        <a:blip r:embed="rId2">
+                          <a:extLst>
+                            <a:ext uri="{BEBA8EAE-BF5A-486C-A8C5-ECC9F3942E4B}">
+                              <a14:imgProps xmlns:a14="http://schemas.microsoft.com/office/drawing/2010/main">
+                                <a14:imgLayer r:embed="rId3">
+                                  <a14:imgEffect>
+                                    <a14:sharpenSoften amount="50000"/>
+                                  </a14:imgEffect>
+                                </a14:imgLayer>
+                              </a14:imgProps>
+                            </a:ext>
+                          </a:extLst>
+                        </a:blip>
+                        <a:stretch/>
+                      </pic:blipFill>
+                      <pic:spPr>
+                        <a:xfrm>
+                          <a:off x="0" y="0"/>
+                          <a:ext cx="2683440" cy="837000"/>
+                        </a:xfrm>
+                        <a:prstGeom prst="rect">
+                          <a:avLst/>
+                        </a:prstGeom>
+                        <a:noFill/>
+                        <a:ln w="0">
+                          <a:noFill/>
+                        </a:ln>
+                      </pic:spPr>
+                    </pic:pic>
+                  </a:graphicData>
+                </a:graphic>
+              </wp:anchor>
+            </w:drawing>
+          </mc:Choice>
+          <mc:Fallback>
+            <w:pict>
+              <v:shapetype id="_x0000_t75" coordsize="21600,21600" o:spt="75" o:preferrelative="t" path="m@4@5l@4@11@9@11@9@5xe" filled="f" stroked="f">
+                <v:stroke joinstyle="miter"/>
+                <v:formulas>
+                  <v:f eqn="if lineDrawn pixelLineWidth 0"/>
+                  <v:f eqn="sum @0 1 0"/>
+                  <v:f eqn="sum 0 0 @1"/>
+                  <v:f eqn="prod @2 1 2"/>
+                  <v:f eqn="prod @3 21600 pixelWidth"/>
+                  <v:f eqn="prod @3 21600 pixelHeight"/>
+                  <v:f eqn="sum @0 0 1"/>
+                  <v:f eqn="prod @6 1 2"/>
+                  <v:f eqn="prod @7 21600 pixelWidth"/>
+                  <v:f eqn="sum @8 21600 0"/>
+                  <v:f eqn="prod @7 21600 pixelHeight"/>
+                  <v:f eqn="sum @10 21600 0"/>
+                </v:formulas>
+                <v:path o:extrusionok="f" gradientshapeok="t" o:connecttype="rect"/>
+                <o:lock v:ext="edit" aspectratio="t"/>
+              </v:shapetype>
+              <v:shape id="shape_0" stroked="f" o:allowincell="f" style="position:absolute;margin-left:-15.15pt;margin-top:12.35pt;width:211.25pt;height:65.85pt;mso-wrap-style:none;v-text-anchor:middle" wp14:anchorId="7F7F9A4F" type="_x0000_t75">
+                <v:imagedata r:id="rId4" o:detectmouseclick="t"/>
+                <v:stroke color="#3465a4" joinstyle="round" endcap="flat"/>
+                <w10:wrap type="none"/>
+              </v:shape>
+            </w:pict>
+          </mc:Fallback>
+        </mc:AlternateContent>
+      </w:r>
+      <w:r>
+        <w:rPr/>
+        <w:t>Cel</w:t>
+      </w:r>
+      <w:r>
+        <w:rPr>
+          <w:spacing w:val="-6"/>
         </w:rPr>
         <w:t xml:space="preserve"> </w:t>
       </w:r>
       <w:r>
-        <w:t>A.</w:t>
-      </w:r>
-      <w:r>
-        <w:rPr>
-          <w:spacing w:val="55"/>
-        </w:rPr>
-        <w:t xml:space="preserve"> </w:t>
-      </w:r>
-      <w:r>
-        <w:t>Cabeza</w:t>
-      </w:r>
-      <w:r>
-        <w:rPr>
-          <w:spacing w:val="-2"/>
-        </w:rPr>
-        <w:t xml:space="preserve"> </w:t>
-      </w:r>
-      <w:r>
-        <w:rPr>
-          <w:spacing w:val="-5"/>
-        </w:rPr>
-        <w:t>A.</w:t>
-      </w:r>
-    </w:p>
-    <w:p>
-      <w:pPr>
-        <w:pStyle w:val="Textoindependiente"/>
-        <w:spacing w:before="26"/>
-        <w:ind w:left="110"/>
-      </w:pPr>
-      <w:r>
-        <w:t>C.C</w:t>
-      </w:r>
-      <w:r>
-        <w:rPr>
-          <w:spacing w:val="-9"/>
-        </w:rPr>
-        <w:t xml:space="preserve"> </w:t>
-      </w:r>
-      <w:r>
-        <w:t>91.495.733</w:t>
-      </w:r>
-      <w:r>
-        <w:rPr>
-          <w:spacing w:val="-7"/>
-        </w:rPr>
-        <w:t xml:space="preserve"> </w:t>
-      </w:r>
-      <w:r>
-        <w:rPr>
-          <w:spacing w:val="-2"/>
-        </w:rPr>
-        <w:t>Bucaramanga</w:t>
-      </w:r>
-    </w:p>
-    <w:p>
-      <w:pPr>
-        <w:pStyle w:val="Textoindependiente"/>
-        <w:spacing w:before="29"/>
-        <w:ind w:left="110"/>
-        <w:rPr>
-          <w:noProof/>
-          <w:spacing w:val="-2"/>
-        </w:rPr>
-      </w:pPr>
-      <w:r>
-        <w:t>Cel</w:t>
-      </w:r>
-      <w:r>
-        <w:rPr>
-          <w:spacing w:val="-6"/>
-        </w:rPr>
-        <w:t xml:space="preserve"> </w:t>
-      </w:r>
-      <w:r>
+        <w:rPr/>
         <w:t>-</w:t>
       </w:r>
       <w:r>
@@ -729,69 +617,276 @@
       </w:r>
     </w:p>
     <w:sectPr>
-      <w:headerReference w:type="default" r:id="rId8"/>
+      <w:headerReference w:type="even" r:id="rId5"/>
+      <w:headerReference w:type="default" r:id="rId6"/>
+      <w:headerReference w:type="first" r:id="rId7"/>
+      <w:footerReference w:type="even" r:id="rId8"/>
       <w:footerReference w:type="default" r:id="rId9"/>
-      <w:headerReference w:type="first" r:id="rId10"/>
-      <w:footerReference w:type="first" r:id="rId11"/>
-      <w:pgSz w:w="12240" w:h="15840" w:code="1"/>
-      <w:pgMar w:top="1880" w:right="1440" w:bottom="1780" w:left="1440" w:header="96" w:footer="1588" w:gutter="0"/>
-      <w:pgNumType w:start="1"/>
-      <w:cols w:space="720"/>
-      <w:formProt w:val="0"/>
-      <w:docGrid w:linePitch="299"/>
+      <w:footerReference w:type="first" r:id="rId10"/>
+      <w:type w:val="nextPage"/>
+      <w:pgSz w:w="12240" w:h="15840"/>
+      <w:pgMar w:left="1440" w:right="1440" w:gutter="0" w:header="96" w:top="1880" w:footer="1588" w:bottom="1780"/>
+      <w:pgNumType w:start="1" w:fmt="decimal"/>
+      <w:formProt w:val="false"/>
+      <w:textDirection w:val="lrTb"/>
+      <w:docGrid w:type="default" w:linePitch="299" w:charSpace="0"/>
     </w:sectPr>
   </w:body>
 </w:document>
 </file>
 
-<file path=word/endnotes.xml><?xml version="1.0" encoding="utf-8"?>
-<w:endnotes xmlns:wpc="http://schemas.microsoft.com/office/word/2010/wordprocessingCanvas" xmlns:cx="http://schemas.microsoft.com/office/drawing/2014/chartex" xmlns:cx1="http://schemas.microsoft.com/office/drawing/2015/9/8/chartex" xmlns:cx2="http://schemas.microsoft.com/office/drawing/2015/10/21/chartex" xmlns:cx3="http://schemas.microsoft.com/office/drawing/2016/5/9/chartex" xmlns:cx4="http://schemas.microsoft.com/office/drawing/2016/5/10/chartex" xmlns:cx5="http://schemas.microsoft.com/office/drawing/2016/5/11/chartex" xmlns:cx6="http://schemas.microsoft.com/office/drawing/2016/5/12/chartex" xmlns:cx7="http://schemas.microsoft.com/office/drawing/2016/5/13/chartex" xmlns:cx8="http://schemas.microsoft.com/office/drawing/2016/5/14/chartex" xmlns:mc="http://schemas.openxmlformats.org/markup-compatibility/2006" xmlns:aink="http://schemas.microsoft.com/office/drawing/2016/ink" xmlns:am3d="http://schemas.microsoft.com/office/drawing/2017/model3d" xmlns:o="urn:schemas-microsoft-com:office:office" xmlns:oel="http://schemas.microsoft.com/office/2019/extlst" xmlns:r="http://schemas.openxmlformats.org/officeDocument/2006/relationships" xmlns:m="http://schemas.openxmlformats.org/officeDocument/2006/math" xmlns:v="urn:schemas-microsoft-com:vml" xmlns:wp14="http://schemas.microsoft.com/office/word/2010/wordprocessingDrawing" xmlns:wp="http://schemas.openxmlformats.org/drawingml/2006/wordprocessingDrawing" xmlns:w10="urn:schemas-microsoft-com:office:word" xmlns:w="http://schemas.openxmlformats.org/wordprocessingml/2006/main" xmlns:w14="http://schemas.microsoft.com/office/word/2010/wordml" xmlns:w15="http://schemas.microsoft.com/office/word/2012/wordml" xmlns:w16cex="http://schemas.microsoft.com/office/word/2018/wordml/cex" xmlns:w16cid="http://schemas.microsoft.com/office/word/2016/wordml/cid" xmlns:w16="http://schemas.microsoft.com/office/word/2018/wordml" xmlns:w16du="http://schemas.microsoft.com/office/word/2023/wordml/word16du" xmlns:w16sdtdh="http://schemas.microsoft.com/office/word/2020/wordml/sdtdatahash" xmlns:w16sdtfl="http://schemas.microsoft.com/office/word/2024/wordml/sdtformatlock" xmlns:w16se="http://schemas.microsoft.com/office/word/2015/wordml/symex" xmlns:wpg="http://schemas.microsoft.com/office/word/2010/wordprocessingGroup" xmlns:wpi="http://schemas.microsoft.com/office/word/2010/wordprocessingInk" xmlns:wne="http://schemas.microsoft.com/office/word/2006/wordml" xmlns:wps="http://schemas.microsoft.com/office/word/2010/wordprocessingShape" mc:Ignorable="w14 w15 w16se w16cid w16 w16cex w16sdtdh w16sdtfl w16du wp14">
-  <w:endnote w:type="separator" w:id="-1">
-    <w:p>
-      <w:r>
-        <w:separator/>
-      </w:r>
-    </w:p>
-  </w:endnote>
-  <w:endnote w:type="continuationSeparator" w:id="0">
-    <w:p>
-      <w:r>
-        <w:continuationSeparator/>
-      </w:r>
-    </w:p>
-  </w:endnote>
-</w:endnotes>
+<file path=word/footer1.xml><?xml version="1.0" encoding="utf-8"?>
+<w:ftr xmlns:o="urn:schemas-microsoft-com:office:office" xmlns:r="http://schemas.openxmlformats.org/officeDocument/2006/relationships" xmlns:v="urn:schemas-microsoft-com:vml" xmlns:w="http://schemas.openxmlformats.org/wordprocessingml/2006/main" xmlns:w10="urn:schemas-microsoft-com:office:word" xmlns:wp="http://schemas.openxmlformats.org/drawingml/2006/wordprocessingDrawing" xmlns:pic="http://schemas.openxmlformats.org/drawingml/2006/picture" xmlns:wps="http://schemas.microsoft.com/office/word/2010/wordprocessingShape" xmlns:wpg="http://schemas.microsoft.com/office/word/2010/wordprocessingGroup" xmlns:mc="http://schemas.openxmlformats.org/markup-compatibility/2006" xmlns:wp14="http://schemas.microsoft.com/office/word/2010/wordprocessingDrawing" xmlns:w14="http://schemas.microsoft.com/office/word/2010/wordml" xmlns:w15="http://schemas.microsoft.com/office/word/2012/wordml" mc:Ignorable="w14 wp14 w15">
+  <w:p>
+    <w:pPr>
+      <w:pStyle w:val="Footer"/>
+      <w:rPr/>
+    </w:pPr>
+    <w:r>
+      <w:rPr/>
+    </w:r>
+  </w:p>
+</w:ftr>
 </file>
 
-<file path=word/footer1.xml><?xml version="1.0" encoding="utf-8"?>
-<w:ftr xmlns:wpc="http://schemas.microsoft.com/office/word/2010/wordprocessingCanvas" xmlns:cx="http://schemas.microsoft.com/office/drawing/2014/chartex" xmlns:cx1="http://schemas.microsoft.com/office/drawing/2015/9/8/chartex" xmlns:cx2="http://schemas.microsoft.com/office/drawing/2015/10/21/chartex" xmlns:cx3="http://schemas.microsoft.com/office/drawing/2016/5/9/chartex" xmlns:cx4="http://schemas.microsoft.com/office/drawing/2016/5/10/chartex" xmlns:cx5="http://schemas.microsoft.com/office/drawing/2016/5/11/chartex" xmlns:cx6="http://schemas.microsoft.com/office/drawing/2016/5/12/chartex" xmlns:cx7="http://schemas.microsoft.com/office/drawing/2016/5/13/chartex" xmlns:cx8="http://schemas.microsoft.com/office/drawing/2016/5/14/chartex" xmlns:mc="http://schemas.openxmlformats.org/markup-compatibility/2006" xmlns:aink="http://schemas.microsoft.com/office/drawing/2016/ink" xmlns:am3d="http://schemas.microsoft.com/office/drawing/2017/model3d" xmlns:o="urn:schemas-microsoft-com:office:office" xmlns:oel="http://schemas.microsoft.com/office/2019/extlst" xmlns:r="http://schemas.openxmlformats.org/officeDocument/2006/relationships" xmlns:m="http://schemas.openxmlformats.org/officeDocument/2006/math" xmlns:v="urn:schemas-microsoft-com:vml" xmlns:wp14="http://schemas.microsoft.com/office/word/2010/wordprocessingDrawing" xmlns:wp="http://schemas.openxmlformats.org/drawingml/2006/wordprocessingDrawing" xmlns:w10="urn:schemas-microsoft-com:office:word" xmlns:w="http://schemas.openxmlformats.org/wordprocessingml/2006/main" xmlns:w14="http://schemas.microsoft.com/office/word/2010/wordml" xmlns:w15="http://schemas.microsoft.com/office/word/2012/wordml" xmlns:w16cex="http://schemas.microsoft.com/office/word/2018/wordml/cex" xmlns:w16cid="http://schemas.microsoft.com/office/word/2016/wordml/cid" xmlns:w16="http://schemas.microsoft.com/office/word/2018/wordml" xmlns:w16du="http://schemas.microsoft.com/office/word/2023/wordml/word16du" xmlns:w16sdtdh="http://schemas.microsoft.com/office/word/2020/wordml/sdtdatahash" xmlns:w16sdtfl="http://schemas.microsoft.com/office/word/2024/wordml/sdtformatlock" xmlns:w16se="http://schemas.microsoft.com/office/word/2015/wordml/symex" xmlns:wpg="http://schemas.microsoft.com/office/word/2010/wordprocessingGroup" xmlns:wpi="http://schemas.microsoft.com/office/word/2010/wordprocessingInk" xmlns:wne="http://schemas.microsoft.com/office/word/2006/wordml" xmlns:wps="http://schemas.microsoft.com/office/word/2010/wordprocessingShape" mc:Ignorable="w14 w15 w16se w16cid w16 w16cex w16sdtdh w16sdtfl w16du wp14">
-  <w:p>
-    <w:pPr>
-      <w:pStyle w:val="Textoindependiente"/>
-      <w:spacing w:line="14" w:lineRule="auto"/>
-      <w:jc w:val="center"/>
-      <w:rPr>
-        <w:sz w:val="20"/>
-      </w:rPr>
-    </w:pPr>
-    <w:r>
-      <w:rPr>
-        <w:noProof/>
+<file path=word/footer2.xml><?xml version="1.0" encoding="utf-8"?>
+<w:ftr xmlns:o="urn:schemas-microsoft-com:office:office" xmlns:r="http://schemas.openxmlformats.org/officeDocument/2006/relationships" xmlns:v="urn:schemas-microsoft-com:vml" xmlns:w="http://schemas.openxmlformats.org/wordprocessingml/2006/main" xmlns:w10="urn:schemas-microsoft-com:office:word" xmlns:wp="http://schemas.openxmlformats.org/drawingml/2006/wordprocessingDrawing" xmlns:pic="http://schemas.openxmlformats.org/drawingml/2006/picture" xmlns:wps="http://schemas.microsoft.com/office/word/2010/wordprocessingShape" xmlns:wpg="http://schemas.microsoft.com/office/word/2010/wordprocessingGroup" xmlns:mc="http://schemas.openxmlformats.org/markup-compatibility/2006" xmlns:wp14="http://schemas.microsoft.com/office/word/2010/wordprocessingDrawing" xmlns:w14="http://schemas.microsoft.com/office/word/2010/wordml" xmlns:w15="http://schemas.microsoft.com/office/word/2012/wordml" mc:Ignorable="w14 wp14 w15">
+  <w:p>
+    <w:pPr>
+      <w:pStyle w:val="BodyText"/>
+      <w:spacing w:lineRule="auto" w:line="14"/>
+      <w:jc w:val="center"/>
+      <w:rPr>
+        <w:sz w:val="20"/>
+      </w:rPr>
+    </w:pPr>
+    <w:r>
+      <w:rPr>
+        <w:sz w:val="20"/>
+      </w:rPr>
+    </w:r>
+  </w:p>
+  <w:p>
+    <w:pPr>
+      <w:pStyle w:val="BodyText"/>
+      <w:spacing w:lineRule="auto" w:line="14"/>
+      <w:jc w:val="center"/>
+      <w:rPr>
+        <w:sz w:val="20"/>
+      </w:rPr>
+    </w:pPr>
+    <w:r>
+      <w:rPr>
+        <w:sz w:val="20"/>
+      </w:rPr>
+    </w:r>
+  </w:p>
+  <w:p>
+    <w:pPr>
+      <w:pStyle w:val="BodyText"/>
+      <w:spacing w:lineRule="auto" w:line="14"/>
+      <w:jc w:val="center"/>
+      <w:rPr>
+        <w:sz w:val="20"/>
+      </w:rPr>
+    </w:pPr>
+    <w:r>
+      <w:rPr>
+        <w:sz w:val="20"/>
+      </w:rPr>
+    </w:r>
+  </w:p>
+  <w:p>
+    <w:pPr>
+      <w:pStyle w:val="BodyText"/>
+      <w:spacing w:lineRule="auto" w:line="14"/>
+      <w:jc w:val="center"/>
+      <w:rPr>
+        <w:sz w:val="20"/>
+      </w:rPr>
+    </w:pPr>
+    <w:r>
+      <w:rPr>
+        <w:sz w:val="20"/>
+      </w:rPr>
+    </w:r>
+  </w:p>
+  <w:p>
+    <w:pPr>
+      <w:pStyle w:val="BodyText"/>
+      <w:spacing w:lineRule="auto" w:line="14"/>
+      <w:jc w:val="center"/>
+      <w:rPr>
+        <w:sz w:val="20"/>
+      </w:rPr>
+    </w:pPr>
+    <w:r>
+      <w:rPr>
+        <w:sz w:val="20"/>
+      </w:rPr>
+    </w:r>
+  </w:p>
+  <w:p>
+    <w:pPr>
+      <w:pStyle w:val="BodyText"/>
+      <w:spacing w:lineRule="auto" w:line="14"/>
+      <w:jc w:val="center"/>
+      <w:rPr>
+        <w:sz w:val="20"/>
+      </w:rPr>
+    </w:pPr>
+    <w:r>
+      <w:rPr>
+        <w:sz w:val="20"/>
+      </w:rPr>
+    </w:r>
+  </w:p>
+  <w:p>
+    <w:pPr>
+      <w:pStyle w:val="BodyText"/>
+      <w:spacing w:lineRule="auto" w:line="14"/>
+      <w:jc w:val="center"/>
+      <w:rPr>
+        <w:sz w:val="20"/>
+      </w:rPr>
+    </w:pPr>
+    <w:r>
+      <w:rPr>
+        <w:sz w:val="20"/>
+      </w:rPr>
+    </w:r>
+  </w:p>
+  <w:p>
+    <w:pPr>
+      <w:pStyle w:val="BodyText"/>
+      <w:spacing w:lineRule="auto" w:line="14"/>
+      <w:jc w:val="center"/>
+      <w:rPr>
+        <w:sz w:val="20"/>
+      </w:rPr>
+    </w:pPr>
+    <w:r>
+      <w:rPr>
+        <w:sz w:val="20"/>
+      </w:rPr>
+    </w:r>
+  </w:p>
+  <w:p>
+    <w:pPr>
+      <w:pStyle w:val="BodyText"/>
+      <w:spacing w:lineRule="auto" w:line="14"/>
+      <w:jc w:val="center"/>
+      <w:rPr>
+        <w:sz w:val="20"/>
+      </w:rPr>
+    </w:pPr>
+    <w:r>
+      <w:rPr>
+        <w:sz w:val="20"/>
+      </w:rPr>
+    </w:r>
+  </w:p>
+  <w:p>
+    <w:pPr>
+      <w:pStyle w:val="BodyText"/>
+      <w:spacing w:lineRule="auto" w:line="14"/>
+      <w:jc w:val="center"/>
+      <w:rPr>
+        <w:sz w:val="20"/>
+      </w:rPr>
+    </w:pPr>
+    <w:r>
+      <w:rPr>
+        <w:sz w:val="20"/>
+      </w:rPr>
+    </w:r>
+  </w:p>
+  <w:p>
+    <w:pPr>
+      <w:pStyle w:val="BodyText"/>
+      <w:spacing w:lineRule="auto" w:line="14"/>
+      <w:jc w:val="center"/>
+      <w:rPr>
+        <w:sz w:val="20"/>
+      </w:rPr>
+    </w:pPr>
+    <w:r>
+      <w:rPr>
+        <w:sz w:val="20"/>
+      </w:rPr>
+    </w:r>
+  </w:p>
+  <w:p>
+    <w:pPr>
+      <w:pStyle w:val="BodyText"/>
+      <w:spacing w:lineRule="auto" w:line="14"/>
+      <w:jc w:val="center"/>
+      <w:rPr>
+        <w:sz w:val="20"/>
+      </w:rPr>
+    </w:pPr>
+    <w:r>
+      <w:rPr>
+        <w:sz w:val="20"/>
+      </w:rPr>
+    </w:r>
+  </w:p>
+  <w:p>
+    <w:pPr>
+      <w:pStyle w:val="BodyText"/>
+      <w:spacing w:lineRule="auto" w:line="14"/>
+      <w:jc w:val="center"/>
+      <w:rPr>
+        <w:sz w:val="20"/>
+      </w:rPr>
+    </w:pPr>
+    <w:r>
+      <w:rPr>
+        <w:sz w:val="20"/>
+      </w:rPr>
+    </w:r>
+  </w:p>
+  <w:p>
+    <w:pPr>
+      <w:pStyle w:val="BodyText"/>
+      <w:spacing w:lineRule="auto" w:line="14"/>
+      <w:jc w:val="center"/>
+      <w:rPr>
+        <w:sz w:val="20"/>
+      </w:rPr>
+    </w:pPr>
+    <w:r>
+      <w:rPr>
+        <w:sz w:val="20"/>
+      </w:rPr>
+    </w:r>
+  </w:p>
+  <w:p>
+    <w:pPr>
+      <w:pStyle w:val="BodyText"/>
+      <w:spacing w:lineRule="auto" w:line="14"/>
+      <w:jc w:val="center"/>
+      <w:rPr>
+        <w:sz w:val="20"/>
+      </w:rPr>
+    </w:pPr>
+    <w:r>
+      <w:rPr>
         <w:sz w:val="20"/>
       </w:rPr>
       <w:drawing>
-        <wp:anchor distT="0" distB="0" distL="114300" distR="114300" simplePos="0" relativeHeight="251665408" behindDoc="1" locked="0" layoutInCell="1" allowOverlap="1" wp14:anchorId="0ECD6805" wp14:editId="66FE7267">
+        <wp:anchor distT="0" distB="0" distL="0" distR="0" simplePos="0" relativeHeight="7" behindDoc="1" locked="0" layoutInCell="1" allowOverlap="1">
           <wp:simplePos x="0" y="0"/>
           <wp:positionH relativeFrom="column">
-            <wp:posOffset>999008</wp:posOffset>
+            <wp:posOffset>1335405</wp:posOffset>
           </wp:positionH>
           <wp:positionV relativeFrom="paragraph">
-            <wp:posOffset>-9831</wp:posOffset>
+            <wp:posOffset>28575</wp:posOffset>
           </wp:positionV>
-          <wp:extent cx="3384331" cy="1148720"/>
-          <wp:effectExtent l="0" t="0" r="6985" b="0"/>
+          <wp:extent cx="3384550" cy="1148715"/>
+          <wp:effectExtent l="0" t="0" r="0" b="0"/>
           <wp:wrapNone/>
-          <wp:docPr id="2113082628" name="Imagen 1"/>
+          <wp:docPr id="7" name="Imagen 1"/>
           <wp:cNvGraphicFramePr>
             <a:graphicFrameLocks xmlns:a="http://schemas.openxmlformats.org/drawingml/2006/main" noChangeAspect="1"/>
           </wp:cNvGraphicFramePr>
@@ -799,676 +894,643 @@
             <a:graphicData uri="http://schemas.openxmlformats.org/drawingml/2006/picture">
               <pic:pic xmlns:pic="http://schemas.openxmlformats.org/drawingml/2006/picture">
                 <pic:nvPicPr>
-                  <pic:cNvPr id="2113082628" name=""/>
-                  <pic:cNvPicPr/>
+                  <pic:cNvPr id="7" name="Imagen 1"/>
+                  <pic:cNvPicPr>
+                    <a:picLocks noChangeAspect="1" noChangeArrowheads="1"/>
+                  </pic:cNvPicPr>
                 </pic:nvPicPr>
                 <pic:blipFill>
-                  <a:blip r:embed="rId1">
-                    <a:extLst>
-                      <a:ext uri="{28A0092B-C50C-407E-A947-70E740481C1C}">
-                        <a14:useLocalDpi xmlns:a14="http://schemas.microsoft.com/office/drawing/2010/main" val="0"/>
-                      </a:ext>
-                    </a:extLst>
-                  </a:blip>
+                  <a:blip r:embed="rId1"/>
                   <a:stretch>
                     <a:fillRect/>
                   </a:stretch>
                 </pic:blipFill>
-                <pic:spPr>
+                <pic:spPr bwMode="auto">
                   <a:xfrm>
                     <a:off x="0" y="0"/>
-                    <a:ext cx="3384331" cy="1148720"/>
+                    <a:ext cx="3384550" cy="1148715"/>
                   </a:xfrm>
                   <a:prstGeom prst="rect">
                     <a:avLst/>
                   </a:prstGeom>
+                  <a:noFill/>
                 </pic:spPr>
               </pic:pic>
             </a:graphicData>
           </a:graphic>
-          <wp14:sizeRelH relativeFrom="margin">
-            <wp14:pctWidth>0</wp14:pctWidth>
-          </wp14:sizeRelH>
-          <wp14:sizeRelV relativeFrom="margin">
-            <wp14:pctHeight>0</wp14:pctHeight>
-          </wp14:sizeRelV>
         </wp:anchor>
       </w:drawing>
     </w:r>
   </w:p>
   <w:p>
     <w:pPr>
-      <w:pStyle w:val="Textoindependiente"/>
-      <w:spacing w:line="14" w:lineRule="auto"/>
-      <w:jc w:val="center"/>
-      <w:rPr>
-        <w:sz w:val="20"/>
-      </w:rPr>
-    </w:pPr>
-  </w:p>
-  <w:p>
-    <w:pPr>
-      <w:pStyle w:val="Textoindependiente"/>
-      <w:spacing w:line="14" w:lineRule="auto"/>
-      <w:jc w:val="center"/>
-      <w:rPr>
-        <w:sz w:val="20"/>
-      </w:rPr>
-    </w:pPr>
-  </w:p>
-  <w:p>
-    <w:pPr>
-      <w:pStyle w:val="Textoindependiente"/>
-      <w:spacing w:line="14" w:lineRule="auto"/>
-      <w:jc w:val="center"/>
-      <w:rPr>
-        <w:sz w:val="20"/>
-      </w:rPr>
-    </w:pPr>
-  </w:p>
-  <w:p>
-    <w:pPr>
-      <w:pStyle w:val="Textoindependiente"/>
-      <w:spacing w:line="14" w:lineRule="auto"/>
-      <w:jc w:val="center"/>
-      <w:rPr>
-        <w:sz w:val="20"/>
-      </w:rPr>
-    </w:pPr>
-  </w:p>
-  <w:p>
-    <w:pPr>
-      <w:pStyle w:val="Textoindependiente"/>
-      <w:spacing w:line="14" w:lineRule="auto"/>
-      <w:jc w:val="center"/>
-      <w:rPr>
-        <w:sz w:val="20"/>
-      </w:rPr>
-    </w:pPr>
-  </w:p>
-  <w:p>
-    <w:pPr>
-      <w:pStyle w:val="Textoindependiente"/>
-      <w:spacing w:line="14" w:lineRule="auto"/>
-      <w:jc w:val="center"/>
-      <w:rPr>
-        <w:sz w:val="20"/>
-      </w:rPr>
-    </w:pPr>
-  </w:p>
-  <w:p>
-    <w:pPr>
-      <w:pStyle w:val="Textoindependiente"/>
-      <w:spacing w:line="14" w:lineRule="auto"/>
-      <w:jc w:val="center"/>
-      <w:rPr>
-        <w:sz w:val="20"/>
-      </w:rPr>
-    </w:pPr>
-  </w:p>
-  <w:p>
-    <w:pPr>
-      <w:pStyle w:val="Textoindependiente"/>
-      <w:spacing w:line="14" w:lineRule="auto"/>
-      <w:jc w:val="center"/>
-      <w:rPr>
-        <w:sz w:val="20"/>
-      </w:rPr>
-    </w:pPr>
-  </w:p>
-  <w:p>
-    <w:pPr>
-      <w:pStyle w:val="Textoindependiente"/>
-      <w:spacing w:line="14" w:lineRule="auto"/>
-      <w:jc w:val="center"/>
-      <w:rPr>
-        <w:sz w:val="20"/>
-      </w:rPr>
-    </w:pPr>
-  </w:p>
-  <w:p>
-    <w:pPr>
-      <w:pStyle w:val="Textoindependiente"/>
-      <w:spacing w:line="14" w:lineRule="auto"/>
-      <w:jc w:val="center"/>
-      <w:rPr>
-        <w:sz w:val="20"/>
-      </w:rPr>
-    </w:pPr>
-  </w:p>
-  <w:p>
-    <w:pPr>
-      <w:pStyle w:val="Textoindependiente"/>
-      <w:spacing w:line="14" w:lineRule="auto"/>
-      <w:jc w:val="center"/>
-      <w:rPr>
-        <w:sz w:val="20"/>
-      </w:rPr>
-    </w:pPr>
-  </w:p>
-  <w:p>
-    <w:pPr>
-      <w:pStyle w:val="Textoindependiente"/>
-      <w:spacing w:line="14" w:lineRule="auto"/>
-      <w:jc w:val="center"/>
-      <w:rPr>
-        <w:sz w:val="20"/>
-      </w:rPr>
-    </w:pPr>
-  </w:p>
-  <w:p>
-    <w:pPr>
-      <w:pStyle w:val="Textoindependiente"/>
-      <w:spacing w:line="14" w:lineRule="auto"/>
-      <w:jc w:val="center"/>
-      <w:rPr>
-        <w:sz w:val="20"/>
-      </w:rPr>
-    </w:pPr>
-  </w:p>
-  <w:p>
-    <w:pPr>
-      <w:pStyle w:val="Textoindependiente"/>
-      <w:spacing w:line="14" w:lineRule="auto"/>
-      <w:jc w:val="center"/>
-      <w:rPr>
-        <w:sz w:val="20"/>
-      </w:rPr>
-    </w:pPr>
-  </w:p>
-  <w:p>
-    <w:pPr>
-      <w:pStyle w:val="Textoindependiente"/>
-      <w:spacing w:line="14" w:lineRule="auto"/>
-      <w:jc w:val="center"/>
-      <w:rPr>
-        <w:sz w:val="20"/>
-      </w:rPr>
-    </w:pPr>
-  </w:p>
-  <w:p>
-    <w:pPr>
-      <w:pStyle w:val="Textoindependiente"/>
-      <w:spacing w:line="14" w:lineRule="auto"/>
-      <w:jc w:val="center"/>
-      <w:rPr>
-        <w:sz w:val="20"/>
-      </w:rPr>
-    </w:pPr>
-  </w:p>
-  <w:p>
-    <w:pPr>
-      <w:pStyle w:val="Textoindependiente"/>
-      <w:spacing w:line="14" w:lineRule="auto"/>
-      <w:jc w:val="center"/>
-      <w:rPr>
-        <w:sz w:val="20"/>
-      </w:rPr>
-    </w:pPr>
-  </w:p>
-  <w:p>
-    <w:pPr>
-      <w:pStyle w:val="Textoindependiente"/>
-      <w:spacing w:line="14" w:lineRule="auto"/>
-      <w:jc w:val="center"/>
-      <w:rPr>
-        <w:sz w:val="20"/>
-      </w:rPr>
-    </w:pPr>
-  </w:p>
-  <w:p>
-    <w:pPr>
-      <w:pStyle w:val="Textoindependiente"/>
-      <w:spacing w:line="14" w:lineRule="auto"/>
-      <w:jc w:val="center"/>
-      <w:rPr>
-        <w:sz w:val="20"/>
-      </w:rPr>
-    </w:pPr>
-  </w:p>
-  <w:p>
-    <w:pPr>
-      <w:pStyle w:val="Textoindependiente"/>
-      <w:spacing w:line="14" w:lineRule="auto"/>
-      <w:jc w:val="center"/>
-      <w:rPr>
-        <w:sz w:val="20"/>
-      </w:rPr>
-    </w:pPr>
-  </w:p>
-  <w:p>
-    <w:pPr>
-      <w:pStyle w:val="Textoindependiente"/>
-      <w:spacing w:line="14" w:lineRule="auto"/>
-      <w:jc w:val="center"/>
-      <w:rPr>
-        <w:sz w:val="20"/>
-      </w:rPr>
-    </w:pPr>
-  </w:p>
-  <w:p>
-    <w:pPr>
-      <w:pStyle w:val="Textoindependiente"/>
-      <w:spacing w:line="14" w:lineRule="auto"/>
-      <w:jc w:val="center"/>
-      <w:rPr>
-        <w:sz w:val="20"/>
-      </w:rPr>
-    </w:pPr>
-  </w:p>
-  <w:p>
-    <w:pPr>
-      <w:pStyle w:val="Textoindependiente"/>
-      <w:spacing w:line="14" w:lineRule="auto"/>
-      <w:jc w:val="center"/>
-      <w:rPr>
-        <w:sz w:val="20"/>
-      </w:rPr>
-    </w:pPr>
-  </w:p>
-  <w:p>
-    <w:pPr>
-      <w:pStyle w:val="Textoindependiente"/>
-      <w:spacing w:line="14" w:lineRule="auto"/>
-      <w:jc w:val="center"/>
-      <w:rPr>
-        <w:sz w:val="20"/>
-      </w:rPr>
-    </w:pPr>
+      <w:pStyle w:val="BodyText"/>
+      <w:spacing w:lineRule="auto" w:line="14"/>
+      <w:jc w:val="center"/>
+      <w:rPr>
+        <w:sz w:val="20"/>
+      </w:rPr>
+    </w:pPr>
+    <w:r>
+      <w:rPr>
+        <w:sz w:val="20"/>
+      </w:rPr>
+    </w:r>
+  </w:p>
+  <w:p>
+    <w:pPr>
+      <w:pStyle w:val="BodyText"/>
+      <w:spacing w:lineRule="auto" w:line="14"/>
+      <w:jc w:val="center"/>
+      <w:rPr>
+        <w:sz w:val="20"/>
+      </w:rPr>
+    </w:pPr>
+    <w:r>
+      <w:rPr>
+        <w:sz w:val="20"/>
+      </w:rPr>
+    </w:r>
+  </w:p>
+  <w:p>
+    <w:pPr>
+      <w:pStyle w:val="BodyText"/>
+      <w:spacing w:lineRule="auto" w:line="14"/>
+      <w:jc w:val="center"/>
+      <w:rPr>
+        <w:sz w:val="20"/>
+      </w:rPr>
+    </w:pPr>
+    <w:r>
+      <w:rPr>
+        <w:sz w:val="20"/>
+      </w:rPr>
+    </w:r>
+  </w:p>
+  <w:p>
+    <w:pPr>
+      <w:pStyle w:val="BodyText"/>
+      <w:spacing w:lineRule="auto" w:line="14"/>
+      <w:jc w:val="center"/>
+      <w:rPr>
+        <w:sz w:val="20"/>
+      </w:rPr>
+    </w:pPr>
+    <w:r>
+      <w:rPr>
+        <w:sz w:val="20"/>
+      </w:rPr>
+    </w:r>
+  </w:p>
+  <w:p>
+    <w:pPr>
+      <w:pStyle w:val="BodyText"/>
+      <w:spacing w:lineRule="auto" w:line="14"/>
+      <w:jc w:val="center"/>
+      <w:rPr>
+        <w:sz w:val="20"/>
+      </w:rPr>
+    </w:pPr>
+    <w:r>
+      <w:rPr>
+        <w:sz w:val="20"/>
+      </w:rPr>
+    </w:r>
+  </w:p>
+  <w:p>
+    <w:pPr>
+      <w:pStyle w:val="BodyText"/>
+      <w:spacing w:lineRule="auto" w:line="14"/>
+      <w:jc w:val="center"/>
+      <w:rPr>
+        <w:sz w:val="20"/>
+      </w:rPr>
+    </w:pPr>
+    <w:r>
+      <w:rPr>
+        <w:sz w:val="20"/>
+      </w:rPr>
+    </w:r>
+  </w:p>
+  <w:p>
+    <w:pPr>
+      <w:pStyle w:val="BodyText"/>
+      <w:spacing w:lineRule="auto" w:line="14"/>
+      <w:jc w:val="center"/>
+      <w:rPr>
+        <w:sz w:val="20"/>
+      </w:rPr>
+    </w:pPr>
+    <w:r>
+      <w:rPr>
+        <w:sz w:val="20"/>
+      </w:rPr>
+    </w:r>
+  </w:p>
+  <w:p>
+    <w:pPr>
+      <w:pStyle w:val="BodyText"/>
+      <w:spacing w:lineRule="auto" w:line="14"/>
+      <w:jc w:val="center"/>
+      <w:rPr>
+        <w:sz w:val="20"/>
+      </w:rPr>
+    </w:pPr>
+    <w:r>
+      <w:rPr>
+        <w:sz w:val="20"/>
+      </w:rPr>
+    </w:r>
+  </w:p>
+  <w:p>
+    <w:pPr>
+      <w:pStyle w:val="BodyText"/>
+      <w:spacing w:lineRule="auto" w:line="14"/>
+      <w:jc w:val="center"/>
+      <w:rPr>
+        <w:sz w:val="20"/>
+      </w:rPr>
+    </w:pPr>
+    <w:r>
+      <w:rPr>
+        <w:sz w:val="20"/>
+      </w:rPr>
+    </w:r>
+  </w:p>
+  <w:p>
+    <w:pPr>
+      <w:pStyle w:val="BodyText"/>
+      <w:spacing w:lineRule="auto" w:line="14"/>
+      <w:jc w:val="center"/>
+      <w:rPr>
+        <w:sz w:val="20"/>
+      </w:rPr>
+    </w:pPr>
+    <w:r>
+      <w:rPr>
+        <w:sz w:val="20"/>
+      </w:rPr>
+    </w:r>
   </w:p>
 </w:ftr>
 </file>
 
-<file path=word/footer2.xml><?xml version="1.0" encoding="utf-8"?>
-<w:ftr xmlns:wpc="http://schemas.microsoft.com/office/word/2010/wordprocessingCanvas" xmlns:cx="http://schemas.microsoft.com/office/drawing/2014/chartex" xmlns:cx1="http://schemas.microsoft.com/office/drawing/2015/9/8/chartex" xmlns:cx2="http://schemas.microsoft.com/office/drawing/2015/10/21/chartex" xmlns:cx3="http://schemas.microsoft.com/office/drawing/2016/5/9/chartex" xmlns:cx4="http://schemas.microsoft.com/office/drawing/2016/5/10/chartex" xmlns:cx5="http://schemas.microsoft.com/office/drawing/2016/5/11/chartex" xmlns:cx6="http://schemas.microsoft.com/office/drawing/2016/5/12/chartex" xmlns:cx7="http://schemas.microsoft.com/office/drawing/2016/5/13/chartex" xmlns:cx8="http://schemas.microsoft.com/office/drawing/2016/5/14/chartex" xmlns:mc="http://schemas.openxmlformats.org/markup-compatibility/2006" xmlns:aink="http://schemas.microsoft.com/office/drawing/2016/ink" xmlns:am3d="http://schemas.microsoft.com/office/drawing/2017/model3d" xmlns:o="urn:schemas-microsoft-com:office:office" xmlns:oel="http://schemas.microsoft.com/office/2019/extlst" xmlns:r="http://schemas.openxmlformats.org/officeDocument/2006/relationships" xmlns:m="http://schemas.openxmlformats.org/officeDocument/2006/math" xmlns:v="urn:schemas-microsoft-com:vml" xmlns:wp14="http://schemas.microsoft.com/office/word/2010/wordprocessingDrawing" xmlns:wp="http://schemas.openxmlformats.org/drawingml/2006/wordprocessingDrawing" xmlns:w10="urn:schemas-microsoft-com:office:word" xmlns:w="http://schemas.openxmlformats.org/wordprocessingml/2006/main" xmlns:w14="http://schemas.microsoft.com/office/word/2010/wordml" xmlns:w15="http://schemas.microsoft.com/office/word/2012/wordml" xmlns:w16cex="http://schemas.microsoft.com/office/word/2018/wordml/cex" xmlns:w16cid="http://schemas.microsoft.com/office/word/2016/wordml/cid" xmlns:w16="http://schemas.microsoft.com/office/word/2018/wordml" xmlns:w16du="http://schemas.microsoft.com/office/word/2023/wordml/word16du" xmlns:w16sdtdh="http://schemas.microsoft.com/office/word/2020/wordml/sdtdatahash" xmlns:w16sdtfl="http://schemas.microsoft.com/office/word/2024/wordml/sdtformatlock" xmlns:w16se="http://schemas.microsoft.com/office/word/2015/wordml/symex" xmlns:wpg="http://schemas.microsoft.com/office/word/2010/wordprocessingGroup" xmlns:wpi="http://schemas.microsoft.com/office/word/2010/wordprocessingInk" xmlns:wne="http://schemas.microsoft.com/office/word/2006/wordml" xmlns:wps="http://schemas.microsoft.com/office/word/2010/wordprocessingShape" mc:Ignorable="w14 w15 w16se w16cid w16 w16cex w16sdtdh w16sdtfl w16du wp14">
-  <w:p>
-    <w:pPr>
-      <w:pStyle w:val="Textoindependiente"/>
-      <w:spacing w:line="14" w:lineRule="auto"/>
-      <w:rPr>
-        <w:sz w:val="20"/>
-      </w:rPr>
-    </w:pPr>
-    <w:r>
-      <w:rPr>
-        <w:noProof/>
-        <w:sz w:val="20"/>
-      </w:rPr>
-      <mc:AlternateContent>
-        <mc:Choice Requires="wps">
-          <w:drawing>
-            <wp:anchor distT="0" distB="0" distL="0" distR="0" simplePos="0" relativeHeight="251662336" behindDoc="1" locked="0" layoutInCell="0" allowOverlap="1" wp14:anchorId="1EC53769" wp14:editId="0EEB6E25">
-              <wp:simplePos x="0" y="0"/>
-              <wp:positionH relativeFrom="page">
-                <wp:posOffset>2128520</wp:posOffset>
-              </wp:positionH>
-              <wp:positionV relativeFrom="page">
-                <wp:posOffset>8910320</wp:posOffset>
-              </wp:positionV>
-              <wp:extent cx="3588385" cy="517525"/>
-              <wp:effectExtent l="0" t="0" r="0" b="0"/>
-              <wp:wrapNone/>
-              <wp:docPr id="7" name="Textbox 3"/>
-              <wp:cNvGraphicFramePr/>
-              <a:graphic xmlns:a="http://schemas.openxmlformats.org/drawingml/2006/main">
-                <a:graphicData uri="http://schemas.microsoft.com/office/word/2010/wordprocessingShape">
-                  <wps:wsp>
-                    <wps:cNvSpPr/>
-                    <wps:spPr>
-                      <a:xfrm>
-                        <a:off x="0" y="0"/>
-                        <a:ext cx="3588480" cy="517680"/>
-                      </a:xfrm>
-                      <a:prstGeom prst="rect">
-                        <a:avLst/>
-                      </a:prstGeom>
-                      <a:noFill/>
-                      <a:ln w="0">
-                        <a:noFill/>
-                      </a:ln>
-                    </wps:spPr>
-                    <wps:style>
-                      <a:lnRef idx="0">
-                        <a:scrgbClr r="0" g="0" b="0"/>
-                      </a:lnRef>
-                      <a:fillRef idx="0">
-                        <a:scrgbClr r="0" g="0" b="0"/>
-                      </a:fillRef>
-                      <a:effectRef idx="0">
-                        <a:scrgbClr r="0" g="0" b="0"/>
-                      </a:effectRef>
-                      <a:fontRef idx="minor"/>
-                    </wps:style>
-                    <wps:txbx>
-                      <w:txbxContent>
-                        <w:p>
-                          <w:pPr>
-                            <w:pStyle w:val="Contenidodelmarco"/>
-                            <w:spacing w:before="13"/>
-                            <w:ind w:left="1740"/>
-                          </w:pPr>
-                          <w:r>
-                            <w:rPr>
-                              <w:color w:val="000000"/>
-                            </w:rPr>
-                            <w:t>Carrera</w:t>
-                          </w:r>
-                          <w:r>
-                            <w:rPr>
-                              <w:color w:val="000000"/>
-                              <w:spacing w:val="-9"/>
-                            </w:rPr>
-                            <w:t xml:space="preserve"> </w:t>
-                          </w:r>
-                          <w:r>
-                            <w:rPr>
-                              <w:color w:val="000000"/>
-                            </w:rPr>
-                            <w:t>20</w:t>
-                          </w:r>
-                          <w:r>
-                            <w:rPr>
-                              <w:color w:val="000000"/>
-                              <w:spacing w:val="-12"/>
-                            </w:rPr>
-                            <w:t xml:space="preserve"> </w:t>
-                          </w:r>
-                          <w:r>
-                            <w:rPr>
-                              <w:color w:val="000000"/>
-                            </w:rPr>
-                            <w:t>No.</w:t>
-                          </w:r>
-                          <w:r>
-                            <w:rPr>
-                              <w:color w:val="000000"/>
-                              <w:spacing w:val="-5"/>
-                            </w:rPr>
-                            <w:t xml:space="preserve"> </w:t>
-                          </w:r>
-                          <w:r>
-                            <w:rPr>
-                              <w:color w:val="000000"/>
-                            </w:rPr>
-                            <w:t>37-</w:t>
-                          </w:r>
-                          <w:r>
-                            <w:rPr>
-                              <w:color w:val="000000"/>
-                              <w:spacing w:val="-5"/>
-                            </w:rPr>
-                            <w:t>61</w:t>
-                          </w:r>
-                        </w:p>
-                        <w:p>
-                          <w:pPr>
-                            <w:pStyle w:val="Contenidodelmarco"/>
-                            <w:spacing w:before="19" w:line="245" w:lineRule="auto"/>
-                            <w:ind w:left="1556" w:hanging="1536"/>
-                          </w:pPr>
-                          <w:r>
-                            <w:rPr>
-                              <w:color w:val="000000"/>
-                            </w:rPr>
-                            <w:t>Cel</w:t>
-                          </w:r>
-                          <w:r>
-                            <w:rPr>
-                              <w:color w:val="000000"/>
-                              <w:spacing w:val="-16"/>
-                            </w:rPr>
-                            <w:t xml:space="preserve"> </w:t>
-                          </w:r>
-                          <w:r>
-                            <w:rPr>
-                              <w:color w:val="000000"/>
-                            </w:rPr>
-                            <w:t>301</w:t>
-                          </w:r>
-                          <w:r>
-                            <w:rPr>
-                              <w:color w:val="000000"/>
-                              <w:spacing w:val="-15"/>
-                            </w:rPr>
-                            <w:t xml:space="preserve"> </w:t>
-                          </w:r>
-                          <w:r>
-                            <w:rPr>
-                              <w:color w:val="000000"/>
-                            </w:rPr>
-                            <w:t>–</w:t>
-                          </w:r>
-                          <w:r>
-                            <w:rPr>
-                              <w:color w:val="000000"/>
-                              <w:spacing w:val="-15"/>
-                            </w:rPr>
-                            <w:t xml:space="preserve"> </w:t>
-                          </w:r>
-                          <w:r>
-                            <w:rPr>
-                              <w:color w:val="000000"/>
-                            </w:rPr>
-                            <w:t>2140219</w:t>
-                          </w:r>
-                          <w:r>
-                            <w:rPr>
-                              <w:color w:val="000000"/>
-                              <w:spacing w:val="-16"/>
-                            </w:rPr>
-                            <w:t xml:space="preserve"> </w:t>
-                          </w:r>
-                          <w:hyperlink r:id="rId1">
-                            <w:r>
-                              <w:rPr>
-                                <w:color w:val="000000"/>
-                              </w:rPr>
-                              <w:t>comercializadorabioagras@gmail.com</w:t>
-                            </w:r>
-                          </w:hyperlink>
-                          <w:r>
-                            <w:rPr>
-                              <w:color w:val="000000"/>
-                            </w:rPr>
-                            <w:t xml:space="preserve"> Bucaramanga - Santander</w:t>
-                          </w:r>
-                        </w:p>
-                      </w:txbxContent>
-                    </wps:txbx>
-                    <wps:bodyPr lIns="0" tIns="0" rIns="0" bIns="0" anchor="t">
-                      <a:noAutofit/>
-                    </wps:bodyPr>
-                  </wps:wsp>
-                </a:graphicData>
-              </a:graphic>
-            </wp:anchor>
-          </w:drawing>
-        </mc:Choice>
-        <mc:Fallback>
-          <w:pict>
-            <v:rect w14:anchorId="1EC53769" id="Textbox 3" o:spid="_x0000_s1028" style="position:absolute;margin-left:167.6pt;margin-top:701.6pt;width:282.55pt;height:40.75pt;z-index:-251654144;visibility:visible;mso-wrap-style:square;mso-wrap-distance-left:0;mso-wrap-distance-top:0;mso-wrap-distance-right:0;mso-wrap-distance-bottom:0;mso-position-horizontal:absolute;mso-position-horizontal-relative:page;mso-position-vertical:absolute;mso-position-vertical-relative:page;v-text-anchor:top" o:gfxdata="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" o:allowincell="f" filled="f" stroked="f" strokeweight="0">
-              <v:textbox inset="0,0,0,0">
-                <w:txbxContent>
-                  <w:p>
-                    <w:pPr>
-                      <w:pStyle w:val="Contenidodelmarco"/>
-                      <w:spacing w:before="13"/>
-                      <w:ind w:left="1740"/>
-                    </w:pPr>
-                    <w:r>
-                      <w:rPr>
-                        <w:color w:val="000000"/>
-                      </w:rPr>
-                      <w:t>Carrera</w:t>
-                    </w:r>
-                    <w:r>
-                      <w:rPr>
-                        <w:color w:val="000000"/>
-                        <w:spacing w:val="-9"/>
-                      </w:rPr>
-                      <w:t xml:space="preserve"> </w:t>
-                    </w:r>
-                    <w:r>
-                      <w:rPr>
-                        <w:color w:val="000000"/>
-                      </w:rPr>
-                      <w:t>20</w:t>
-                    </w:r>
-                    <w:r>
-                      <w:rPr>
-                        <w:color w:val="000000"/>
-                        <w:spacing w:val="-12"/>
-                      </w:rPr>
-                      <w:t xml:space="preserve"> </w:t>
-                    </w:r>
-                    <w:r>
-                      <w:rPr>
-                        <w:color w:val="000000"/>
-                      </w:rPr>
-                      <w:t>No.</w:t>
-                    </w:r>
-                    <w:r>
-                      <w:rPr>
-                        <w:color w:val="000000"/>
-                        <w:spacing w:val="-5"/>
-                      </w:rPr>
-                      <w:t xml:space="preserve"> </w:t>
-                    </w:r>
-                    <w:r>
-                      <w:rPr>
-                        <w:color w:val="000000"/>
-                      </w:rPr>
-                      <w:t>37-</w:t>
-                    </w:r>
-                    <w:r>
-                      <w:rPr>
-                        <w:color w:val="000000"/>
-                        <w:spacing w:val="-5"/>
-                      </w:rPr>
-                      <w:t>61</w:t>
-                    </w:r>
-                  </w:p>
-                  <w:p>
-                    <w:pPr>
-                      <w:pStyle w:val="Contenidodelmarco"/>
-                      <w:spacing w:before="19" w:line="245" w:lineRule="auto"/>
-                      <w:ind w:left="1556" w:hanging="1536"/>
-                    </w:pPr>
-                    <w:r>
-                      <w:rPr>
-                        <w:color w:val="000000"/>
-                      </w:rPr>
-                      <w:t>Cel</w:t>
-                    </w:r>
-                    <w:r>
-                      <w:rPr>
-                        <w:color w:val="000000"/>
-                        <w:spacing w:val="-16"/>
-                      </w:rPr>
-                      <w:t xml:space="preserve"> </w:t>
-                    </w:r>
-                    <w:r>
-                      <w:rPr>
-                        <w:color w:val="000000"/>
-                      </w:rPr>
-                      <w:t>301</w:t>
-                    </w:r>
-                    <w:r>
-                      <w:rPr>
-                        <w:color w:val="000000"/>
-                        <w:spacing w:val="-15"/>
-                      </w:rPr>
-                      <w:t xml:space="preserve"> </w:t>
-                    </w:r>
-                    <w:r>
-                      <w:rPr>
-                        <w:color w:val="000000"/>
-                      </w:rPr>
-                      <w:t>–</w:t>
-                    </w:r>
-                    <w:r>
-                      <w:rPr>
-                        <w:color w:val="000000"/>
-                        <w:spacing w:val="-15"/>
-                      </w:rPr>
-                      <w:t xml:space="preserve"> </w:t>
-                    </w:r>
-                    <w:r>
-                      <w:rPr>
-                        <w:color w:val="000000"/>
-                      </w:rPr>
-                      <w:t>2140219</w:t>
-                    </w:r>
-                    <w:r>
-                      <w:rPr>
-                        <w:color w:val="000000"/>
-                        <w:spacing w:val="-16"/>
-                      </w:rPr>
-                      <w:t xml:space="preserve"> </w:t>
-                    </w:r>
-                    <w:hyperlink r:id="rId2">
-                      <w:r>
-                        <w:rPr>
-                          <w:color w:val="000000"/>
-                        </w:rPr>
-                        <w:t>comercializadorabioagras@gmail.com</w:t>
-                      </w:r>
-                    </w:hyperlink>
-                    <w:r>
-                      <w:rPr>
-                        <w:color w:val="000000"/>
-                      </w:rPr>
-                      <w:t xml:space="preserve"> Bucaramanga - Santander</w:t>
-                    </w:r>
-                  </w:p>
-                </w:txbxContent>
-              </v:textbox>
-              <w10:wrap anchorx="page" anchory="page"/>
-            </v:rect>
-          </w:pict>
-        </mc:Fallback>
-      </mc:AlternateContent>
+<file path=word/footer3.xml><?xml version="1.0" encoding="utf-8"?>
+<w:ftr xmlns:o="urn:schemas-microsoft-com:office:office" xmlns:r="http://schemas.openxmlformats.org/officeDocument/2006/relationships" xmlns:v="urn:schemas-microsoft-com:vml" xmlns:w="http://schemas.openxmlformats.org/wordprocessingml/2006/main" xmlns:w10="urn:schemas-microsoft-com:office:word" xmlns:wp="http://schemas.openxmlformats.org/drawingml/2006/wordprocessingDrawing" xmlns:pic="http://schemas.openxmlformats.org/drawingml/2006/picture" xmlns:wps="http://schemas.microsoft.com/office/word/2010/wordprocessingShape" xmlns:wpg="http://schemas.microsoft.com/office/word/2010/wordprocessingGroup" xmlns:mc="http://schemas.openxmlformats.org/markup-compatibility/2006" xmlns:wp14="http://schemas.microsoft.com/office/word/2010/wordprocessingDrawing" xmlns:w14="http://schemas.microsoft.com/office/word/2010/wordml" xmlns:w15="http://schemas.microsoft.com/office/word/2012/wordml" mc:Ignorable="w14 wp14 w15">
+  <w:p>
+    <w:pPr>
+      <w:pStyle w:val="BodyText"/>
+      <w:spacing w:lineRule="auto" w:line="14"/>
+      <w:jc w:val="center"/>
+      <w:rPr>
+        <w:sz w:val="20"/>
+      </w:rPr>
+    </w:pPr>
+    <w:r>
+      <w:rPr>
+        <w:sz w:val="20"/>
+      </w:rPr>
+    </w:r>
+  </w:p>
+  <w:p>
+    <w:pPr>
+      <w:pStyle w:val="BodyText"/>
+      <w:spacing w:lineRule="auto" w:line="14"/>
+      <w:jc w:val="center"/>
+      <w:rPr>
+        <w:sz w:val="20"/>
+      </w:rPr>
+    </w:pPr>
+    <w:r>
+      <w:rPr>
+        <w:sz w:val="20"/>
+      </w:rPr>
+    </w:r>
+  </w:p>
+  <w:p>
+    <w:pPr>
+      <w:pStyle w:val="BodyText"/>
+      <w:spacing w:lineRule="auto" w:line="14"/>
+      <w:jc w:val="center"/>
+      <w:rPr>
+        <w:sz w:val="20"/>
+      </w:rPr>
+    </w:pPr>
+    <w:r>
+      <w:rPr>
+        <w:sz w:val="20"/>
+      </w:rPr>
+    </w:r>
+  </w:p>
+  <w:p>
+    <w:pPr>
+      <w:pStyle w:val="BodyText"/>
+      <w:spacing w:lineRule="auto" w:line="14"/>
+      <w:jc w:val="center"/>
+      <w:rPr>
+        <w:sz w:val="20"/>
+      </w:rPr>
+    </w:pPr>
+    <w:r>
+      <w:rPr>
+        <w:sz w:val="20"/>
+      </w:rPr>
+    </w:r>
+  </w:p>
+  <w:p>
+    <w:pPr>
+      <w:pStyle w:val="BodyText"/>
+      <w:spacing w:lineRule="auto" w:line="14"/>
+      <w:jc w:val="center"/>
+      <w:rPr>
+        <w:sz w:val="20"/>
+      </w:rPr>
+    </w:pPr>
+    <w:r>
+      <w:rPr>
+        <w:sz w:val="20"/>
+      </w:rPr>
+    </w:r>
+  </w:p>
+  <w:p>
+    <w:pPr>
+      <w:pStyle w:val="BodyText"/>
+      <w:spacing w:lineRule="auto" w:line="14"/>
+      <w:jc w:val="center"/>
+      <w:rPr>
+        <w:sz w:val="20"/>
+      </w:rPr>
+    </w:pPr>
+    <w:r>
+      <w:rPr>
+        <w:sz w:val="20"/>
+      </w:rPr>
+    </w:r>
+  </w:p>
+  <w:p>
+    <w:pPr>
+      <w:pStyle w:val="BodyText"/>
+      <w:spacing w:lineRule="auto" w:line="14"/>
+      <w:jc w:val="center"/>
+      <w:rPr>
+        <w:sz w:val="20"/>
+      </w:rPr>
+    </w:pPr>
+    <w:r>
+      <w:rPr>
+        <w:sz w:val="20"/>
+      </w:rPr>
+    </w:r>
+  </w:p>
+  <w:p>
+    <w:pPr>
+      <w:pStyle w:val="BodyText"/>
+      <w:spacing w:lineRule="auto" w:line="14"/>
+      <w:jc w:val="center"/>
+      <w:rPr>
+        <w:sz w:val="20"/>
+      </w:rPr>
+    </w:pPr>
+    <w:r>
+      <w:rPr>
+        <w:sz w:val="20"/>
+      </w:rPr>
+    </w:r>
+  </w:p>
+  <w:p>
+    <w:pPr>
+      <w:pStyle w:val="BodyText"/>
+      <w:spacing w:lineRule="auto" w:line="14"/>
+      <w:jc w:val="center"/>
+      <w:rPr>
+        <w:sz w:val="20"/>
+      </w:rPr>
+    </w:pPr>
+    <w:r>
+      <w:rPr>
+        <w:sz w:val="20"/>
+      </w:rPr>
+    </w:r>
+  </w:p>
+  <w:p>
+    <w:pPr>
+      <w:pStyle w:val="BodyText"/>
+      <w:spacing w:lineRule="auto" w:line="14"/>
+      <w:jc w:val="center"/>
+      <w:rPr>
+        <w:sz w:val="20"/>
+      </w:rPr>
+    </w:pPr>
+    <w:r>
+      <w:rPr>
+        <w:sz w:val="20"/>
+      </w:rPr>
+    </w:r>
+  </w:p>
+  <w:p>
+    <w:pPr>
+      <w:pStyle w:val="BodyText"/>
+      <w:spacing w:lineRule="auto" w:line="14"/>
+      <w:jc w:val="center"/>
+      <w:rPr>
+        <w:sz w:val="20"/>
+      </w:rPr>
+    </w:pPr>
+    <w:r>
+      <w:rPr>
+        <w:sz w:val="20"/>
+      </w:rPr>
+    </w:r>
+  </w:p>
+  <w:p>
+    <w:pPr>
+      <w:pStyle w:val="BodyText"/>
+      <w:spacing w:lineRule="auto" w:line="14"/>
+      <w:jc w:val="center"/>
+      <w:rPr>
+        <w:sz w:val="20"/>
+      </w:rPr>
+    </w:pPr>
+    <w:r>
+      <w:rPr>
+        <w:sz w:val="20"/>
+      </w:rPr>
+    </w:r>
+  </w:p>
+  <w:p>
+    <w:pPr>
+      <w:pStyle w:val="BodyText"/>
+      <w:spacing w:lineRule="auto" w:line="14"/>
+      <w:jc w:val="center"/>
+      <w:rPr>
+        <w:sz w:val="20"/>
+      </w:rPr>
+    </w:pPr>
+    <w:r>
+      <w:rPr>
+        <w:sz w:val="20"/>
+      </w:rPr>
+    </w:r>
+  </w:p>
+  <w:p>
+    <w:pPr>
+      <w:pStyle w:val="BodyText"/>
+      <w:spacing w:lineRule="auto" w:line="14"/>
+      <w:jc w:val="center"/>
+      <w:rPr>
+        <w:sz w:val="20"/>
+      </w:rPr>
+    </w:pPr>
+    <w:r>
+      <w:rPr>
+        <w:sz w:val="20"/>
+      </w:rPr>
+    </w:r>
+  </w:p>
+  <w:p>
+    <w:pPr>
+      <w:pStyle w:val="BodyText"/>
+      <w:spacing w:lineRule="auto" w:line="14"/>
+      <w:jc w:val="center"/>
+      <w:rPr>
+        <w:sz w:val="20"/>
+      </w:rPr>
+    </w:pPr>
+    <w:r>
+      <w:rPr>
+        <w:sz w:val="20"/>
+      </w:rPr>
+      <w:drawing>
+        <wp:anchor distT="0" distB="0" distL="0" distR="0" simplePos="0" relativeHeight="7" behindDoc="1" locked="0" layoutInCell="1" allowOverlap="1">
+          <wp:simplePos x="0" y="0"/>
+          <wp:positionH relativeFrom="column">
+            <wp:posOffset>1335405</wp:posOffset>
+          </wp:positionH>
+          <wp:positionV relativeFrom="paragraph">
+            <wp:posOffset>28575</wp:posOffset>
+          </wp:positionV>
+          <wp:extent cx="3384550" cy="1148715"/>
+          <wp:effectExtent l="0" t="0" r="0" b="0"/>
+          <wp:wrapNone/>
+          <wp:docPr id="8" name="Imagen 1"/>
+          <wp:cNvGraphicFramePr>
+            <a:graphicFrameLocks xmlns:a="http://schemas.openxmlformats.org/drawingml/2006/main" noChangeAspect="1"/>
+          </wp:cNvGraphicFramePr>
+          <a:graphic xmlns:a="http://schemas.openxmlformats.org/drawingml/2006/main">
+            <a:graphicData uri="http://schemas.openxmlformats.org/drawingml/2006/picture">
+              <pic:pic xmlns:pic="http://schemas.openxmlformats.org/drawingml/2006/picture">
+                <pic:nvPicPr>
+                  <pic:cNvPr id="8" name="Imagen 1"/>
+                  <pic:cNvPicPr>
+                    <a:picLocks noChangeAspect="1" noChangeArrowheads="1"/>
+                  </pic:cNvPicPr>
+                </pic:nvPicPr>
+                <pic:blipFill>
+                  <a:blip r:embed="rId1"/>
+                  <a:stretch>
+                    <a:fillRect/>
+                  </a:stretch>
+                </pic:blipFill>
+                <pic:spPr bwMode="auto">
+                  <a:xfrm>
+                    <a:off x="0" y="0"/>
+                    <a:ext cx="3384550" cy="1148715"/>
+                  </a:xfrm>
+                  <a:prstGeom prst="rect">
+                    <a:avLst/>
+                  </a:prstGeom>
+                  <a:noFill/>
+                </pic:spPr>
+              </pic:pic>
+            </a:graphicData>
+          </a:graphic>
+        </wp:anchor>
+      </w:drawing>
+    </w:r>
+  </w:p>
+  <w:p>
+    <w:pPr>
+      <w:pStyle w:val="BodyText"/>
+      <w:spacing w:lineRule="auto" w:line="14"/>
+      <w:jc w:val="center"/>
+      <w:rPr>
+        <w:sz w:val="20"/>
+      </w:rPr>
+    </w:pPr>
+    <w:r>
+      <w:rPr>
+        <w:sz w:val="20"/>
+      </w:rPr>
+    </w:r>
+  </w:p>
+  <w:p>
+    <w:pPr>
+      <w:pStyle w:val="BodyText"/>
+      <w:spacing w:lineRule="auto" w:line="14"/>
+      <w:jc w:val="center"/>
+      <w:rPr>
+        <w:sz w:val="20"/>
+      </w:rPr>
+    </w:pPr>
+    <w:r>
+      <w:rPr>
+        <w:sz w:val="20"/>
+      </w:rPr>
+    </w:r>
+  </w:p>
+  <w:p>
+    <w:pPr>
+      <w:pStyle w:val="BodyText"/>
+      <w:spacing w:lineRule="auto" w:line="14"/>
+      <w:jc w:val="center"/>
+      <w:rPr>
+        <w:sz w:val="20"/>
+      </w:rPr>
+    </w:pPr>
+    <w:r>
+      <w:rPr>
+        <w:sz w:val="20"/>
+      </w:rPr>
+    </w:r>
+  </w:p>
+  <w:p>
+    <w:pPr>
+      <w:pStyle w:val="BodyText"/>
+      <w:spacing w:lineRule="auto" w:line="14"/>
+      <w:jc w:val="center"/>
+      <w:rPr>
+        <w:sz w:val="20"/>
+      </w:rPr>
+    </w:pPr>
+    <w:r>
+      <w:rPr>
+        <w:sz w:val="20"/>
+      </w:rPr>
+    </w:r>
+  </w:p>
+  <w:p>
+    <w:pPr>
+      <w:pStyle w:val="BodyText"/>
+      <w:spacing w:lineRule="auto" w:line="14"/>
+      <w:jc w:val="center"/>
+      <w:rPr>
+        <w:sz w:val="20"/>
+      </w:rPr>
+    </w:pPr>
+    <w:r>
+      <w:rPr>
+        <w:sz w:val="20"/>
+      </w:rPr>
+    </w:r>
+  </w:p>
+  <w:p>
+    <w:pPr>
+      <w:pStyle w:val="BodyText"/>
+      <w:spacing w:lineRule="auto" w:line="14"/>
+      <w:jc w:val="center"/>
+      <w:rPr>
+        <w:sz w:val="20"/>
+      </w:rPr>
+    </w:pPr>
+    <w:r>
+      <w:rPr>
+        <w:sz w:val="20"/>
+      </w:rPr>
+    </w:r>
+  </w:p>
+  <w:p>
+    <w:pPr>
+      <w:pStyle w:val="BodyText"/>
+      <w:spacing w:lineRule="auto" w:line="14"/>
+      <w:jc w:val="center"/>
+      <w:rPr>
+        <w:sz w:val="20"/>
+      </w:rPr>
+    </w:pPr>
+    <w:r>
+      <w:rPr>
+        <w:sz w:val="20"/>
+      </w:rPr>
+    </w:r>
+  </w:p>
+  <w:p>
+    <w:pPr>
+      <w:pStyle w:val="BodyText"/>
+      <w:spacing w:lineRule="auto" w:line="14"/>
+      <w:jc w:val="center"/>
+      <w:rPr>
+        <w:sz w:val="20"/>
+      </w:rPr>
+    </w:pPr>
+    <w:r>
+      <w:rPr>
+        <w:sz w:val="20"/>
+      </w:rPr>
+    </w:r>
+  </w:p>
+  <w:p>
+    <w:pPr>
+      <w:pStyle w:val="BodyText"/>
+      <w:spacing w:lineRule="auto" w:line="14"/>
+      <w:jc w:val="center"/>
+      <w:rPr>
+        <w:sz w:val="20"/>
+      </w:rPr>
+    </w:pPr>
+    <w:r>
+      <w:rPr>
+        <w:sz w:val="20"/>
+      </w:rPr>
+    </w:r>
+  </w:p>
+  <w:p>
+    <w:pPr>
+      <w:pStyle w:val="BodyText"/>
+      <w:spacing w:lineRule="auto" w:line="14"/>
+      <w:jc w:val="center"/>
+      <w:rPr>
+        <w:sz w:val="20"/>
+      </w:rPr>
+    </w:pPr>
+    <w:r>
+      <w:rPr>
+        <w:sz w:val="20"/>
+      </w:rPr>
     </w:r>
   </w:p>
 </w:ftr>
 </file>
 
-<file path=word/footnotes.xml><?xml version="1.0" encoding="utf-8"?>
-<w:footnotes xmlns:wpc="http://schemas.microsoft.com/office/word/2010/wordprocessingCanvas" xmlns:cx="http://schemas.microsoft.com/office/drawing/2014/chartex" xmlns:cx1="http://schemas.microsoft.com/office/drawing/2015/9/8/chartex" xmlns:cx2="http://schemas.microsoft.com/office/drawing/2015/10/21/chartex" xmlns:cx3="http://schemas.microsoft.com/office/drawing/2016/5/9/chartex" xmlns:cx4="http://schemas.microsoft.com/office/drawing/2016/5/10/chartex" xmlns:cx5="http://schemas.microsoft.com/office/drawing/2016/5/11/chartex" xmlns:cx6="http://schemas.microsoft.com/office/drawing/2016/5/12/chartex" xmlns:cx7="http://schemas.microsoft.com/office/drawing/2016/5/13/chartex" xmlns:cx8="http://schemas.microsoft.com/office/drawing/2016/5/14/chartex" xmlns:mc="http://schemas.openxmlformats.org/markup-compatibility/2006" xmlns:aink="http://schemas.microsoft.com/office/drawing/2016/ink" xmlns:am3d="http://schemas.microsoft.com/office/drawing/2017/model3d" xmlns:o="urn:schemas-microsoft-com:office:office" xmlns:oel="http://schemas.microsoft.com/office/2019/extlst" xmlns:r="http://schemas.openxmlformats.org/officeDocument/2006/relationships" xmlns:m="http://schemas.openxmlformats.org/officeDocument/2006/math" xmlns:v="urn:schemas-microsoft-com:vml" xmlns:wp14="http://schemas.microsoft.com/office/word/2010/wordprocessingDrawing" xmlns:wp="http://schemas.openxmlformats.org/drawingml/2006/wordprocessingDrawing" xmlns:w10="urn:schemas-microsoft-com:office:word" xmlns:w="http://schemas.openxmlformats.org/wordprocessingml/2006/main" xmlns:w14="http://schemas.microsoft.com/office/word/2010/wordml" xmlns:w15="http://schemas.microsoft.com/office/word/2012/wordml" xmlns:w16cex="http://schemas.microsoft.com/office/word/2018/wordml/cex" xmlns:w16cid="http://schemas.microsoft.com/office/word/2016/wordml/cid" xmlns:w16="http://schemas.microsoft.com/office/word/2018/wordml" xmlns:w16du="http://schemas.microsoft.com/office/word/2023/wordml/word16du" xmlns:w16sdtdh="http://schemas.microsoft.com/office/word/2020/wordml/sdtdatahash" xmlns:w16sdtfl="http://schemas.microsoft.com/office/word/2024/wordml/sdtformatlock" xmlns:w16se="http://schemas.microsoft.com/office/word/2015/wordml/symex" xmlns:wpg="http://schemas.microsoft.com/office/word/2010/wordprocessingGroup" xmlns:wpi="http://schemas.microsoft.com/office/word/2010/wordprocessingInk" xmlns:wne="http://schemas.microsoft.com/office/word/2006/wordml" xmlns:wps="http://schemas.microsoft.com/office/word/2010/wordprocessingShape" mc:Ignorable="w14 w15 w16se w16cid w16 w16cex w16sdtdh w16sdtfl w16du wp14">
-  <w:footnote w:type="separator" w:id="-1">
-    <w:p>
-      <w:r>
-        <w:separator/>
-      </w:r>
-    </w:p>
-  </w:footnote>
-  <w:footnote w:type="continuationSeparator" w:id="0">
-    <w:p>
-      <w:r>
-        <w:continuationSeparator/>
-      </w:r>
-    </w:p>
-  </w:footnote>
-</w:footnotes>
+<file path=word/header1.xml><?xml version="1.0" encoding="utf-8"?>
+<w:hdr xmlns:o="urn:schemas-microsoft-com:office:office" xmlns:r="http://schemas.openxmlformats.org/officeDocument/2006/relationships" xmlns:v="urn:schemas-microsoft-com:vml" xmlns:w="http://schemas.openxmlformats.org/wordprocessingml/2006/main" xmlns:w10="urn:schemas-microsoft-com:office:word" xmlns:wp="http://schemas.openxmlformats.org/drawingml/2006/wordprocessingDrawing" xmlns:pic="http://schemas.openxmlformats.org/drawingml/2006/picture" xmlns:wps="http://schemas.microsoft.com/office/word/2010/wordprocessingShape" xmlns:wpg="http://schemas.microsoft.com/office/word/2010/wordprocessingGroup" xmlns:mc="http://schemas.openxmlformats.org/markup-compatibility/2006" xmlns:wp14="http://schemas.microsoft.com/office/word/2010/wordprocessingDrawing" xmlns:w14="http://schemas.microsoft.com/office/word/2010/wordml" xmlns:w15="http://schemas.microsoft.com/office/word/2012/wordml" mc:Ignorable="w14 wp14 w15">
+  <w:p>
+    <w:pPr>
+      <w:pStyle w:val="Header"/>
+      <w:rPr/>
+    </w:pPr>
+    <w:r>
+      <w:rPr/>
+    </w:r>
+  </w:p>
+</w:hdr>
 </file>
 
-<file path=word/header1.xml><?xml version="1.0" encoding="utf-8"?>
-<w:hdr xmlns:wpc="http://schemas.microsoft.com/office/word/2010/wordprocessingCanvas" xmlns:cx="http://schemas.microsoft.com/office/drawing/2014/chartex" xmlns:cx1="http://schemas.microsoft.com/office/drawing/2015/9/8/chartex" xmlns:cx2="http://schemas.microsoft.com/office/drawing/2015/10/21/chartex" xmlns:cx3="http://schemas.microsoft.com/office/drawing/2016/5/9/chartex" xmlns:cx4="http://schemas.microsoft.com/office/drawing/2016/5/10/chartex" xmlns:cx5="http://schemas.microsoft.com/office/drawing/2016/5/11/chartex" xmlns:cx6="http://schemas.microsoft.com/office/drawing/2016/5/12/chartex" xmlns:cx7="http://schemas.microsoft.com/office/drawing/2016/5/13/chartex" xmlns:cx8="http://schemas.microsoft.com/office/drawing/2016/5/14/chartex" xmlns:mc="http://schemas.openxmlformats.org/markup-compatibility/2006" xmlns:aink="http://schemas.microsoft.com/office/drawing/2016/ink" xmlns:am3d="http://schemas.microsoft.com/office/drawing/2017/model3d" xmlns:o="urn:schemas-microsoft-com:office:office" xmlns:oel="http://schemas.microsoft.com/office/2019/extlst" xmlns:r="http://schemas.openxmlformats.org/officeDocument/2006/relationships" xmlns:m="http://schemas.openxmlformats.org/officeDocument/2006/math" xmlns:v="urn:schemas-microsoft-com:vml" xmlns:wp14="http://schemas.microsoft.com/office/word/2010/wordprocessingDrawing" xmlns:wp="http://schemas.openxmlformats.org/drawingml/2006/wordprocessingDrawing" xmlns:w10="urn:schemas-microsoft-com:office:word" xmlns:w="http://schemas.openxmlformats.org/wordprocessingml/2006/main" xmlns:w14="http://schemas.microsoft.com/office/word/2010/wordml" xmlns:w15="http://schemas.microsoft.com/office/word/2012/wordml" xmlns:w16cex="http://schemas.microsoft.com/office/word/2018/wordml/cex" xmlns:w16cid="http://schemas.microsoft.com/office/word/2016/wordml/cid" xmlns:w16="http://schemas.microsoft.com/office/word/2018/wordml" xmlns:w16du="http://schemas.microsoft.com/office/word/2023/wordml/word16du" xmlns:w16sdtdh="http://schemas.microsoft.com/office/word/2020/wordml/sdtdatahash" xmlns:w16sdtfl="http://schemas.microsoft.com/office/word/2024/wordml/sdtformatlock" xmlns:w16se="http://schemas.microsoft.com/office/word/2015/wordml/symex" xmlns:wpg="http://schemas.microsoft.com/office/word/2010/wordprocessingGroup" xmlns:wpi="http://schemas.microsoft.com/office/word/2010/wordprocessingInk" xmlns:wne="http://schemas.microsoft.com/office/word/2006/wordml" xmlns:wps="http://schemas.microsoft.com/office/word/2010/wordprocessingShape" mc:Ignorable="w14 w15 w16se w16cid w16 w16cex w16sdtdh w16sdtfl w16du wp14">
-  <w:p>
-    <w:pPr>
-      <w:pStyle w:val="Textoindependiente"/>
-      <w:spacing w:line="14" w:lineRule="auto"/>
-      <w:rPr>
-        <w:sz w:val="20"/>
-      </w:rPr>
-    </w:pPr>
-    <w:r>
-      <w:rPr>
-        <w:noProof/>
+<file path=word/header2.xml><?xml version="1.0" encoding="utf-8"?>
+<w:hdr xmlns:o="urn:schemas-microsoft-com:office:office" xmlns:r="http://schemas.openxmlformats.org/officeDocument/2006/relationships" xmlns:v="urn:schemas-microsoft-com:vml" xmlns:w="http://schemas.openxmlformats.org/wordprocessingml/2006/main" xmlns:w10="urn:schemas-microsoft-com:office:word" xmlns:wp="http://schemas.openxmlformats.org/drawingml/2006/wordprocessingDrawing" xmlns:pic="http://schemas.openxmlformats.org/drawingml/2006/picture" xmlns:wps="http://schemas.microsoft.com/office/word/2010/wordprocessingShape" xmlns:wpg="http://schemas.microsoft.com/office/word/2010/wordprocessingGroup" xmlns:mc="http://schemas.openxmlformats.org/markup-compatibility/2006" xmlns:wp14="http://schemas.microsoft.com/office/word/2010/wordprocessingDrawing" xmlns:w14="http://schemas.microsoft.com/office/word/2010/wordml" xmlns:w15="http://schemas.microsoft.com/office/word/2012/wordml" mc:Ignorable="w14 wp14 w15">
+  <w:p>
+    <w:pPr>
+      <w:pStyle w:val="BodyText"/>
+      <w:spacing w:lineRule="auto" w:line="14"/>
+      <w:rPr>
+        <w:sz w:val="20"/>
+      </w:rPr>
+    </w:pPr>
+    <w:r>
+      <w:rPr>
         <w:sz w:val="20"/>
       </w:rPr>
       <w:drawing>
-        <wp:anchor distT="0" distB="0" distL="0" distR="0" simplePos="0" relativeHeight="251650048" behindDoc="1" locked="0" layoutInCell="0" allowOverlap="1" wp14:anchorId="0CFAA4E0" wp14:editId="0693CC44">
+        <wp:anchor distT="0" distB="0" distL="0" distR="0" simplePos="0" relativeHeight="2" behindDoc="1" locked="0" layoutInCell="0" allowOverlap="1">
           <wp:simplePos x="0" y="0"/>
           <wp:positionH relativeFrom="page">
             <wp:posOffset>808990</wp:posOffset>
@@ -1479,7 +1541,7 @@
           <wp:extent cx="774065" cy="711835"/>
           <wp:effectExtent l="0" t="0" r="0" b="0"/>
           <wp:wrapNone/>
-          <wp:docPr id="2" name="Image 1"/>
+          <wp:docPr id="3" name="Image 1"/>
           <wp:cNvGraphicFramePr>
             <a:graphicFrameLocks xmlns:a="http://schemas.openxmlformats.org/drawingml/2006/main" noChangeAspect="1"/>
           </wp:cNvGraphicFramePr>
@@ -1487,7 +1549,7 @@
             <a:graphicData uri="http://schemas.openxmlformats.org/drawingml/2006/picture">
               <pic:pic xmlns:pic="http://schemas.openxmlformats.org/drawingml/2006/picture">
                 <pic:nvPicPr>
-                  <pic:cNvPr id="2" name="Image 1"/>
+                  <pic:cNvPr id="3" name="Image 1"/>
                   <pic:cNvPicPr>
                     <a:picLocks noChangeAspect="1" noChangeArrowheads="1"/>
                   </pic:cNvPicPr>
@@ -1513,16 +1575,10 @@
           </a:graphic>
         </wp:anchor>
       </w:drawing>
-    </w:r>
-    <w:r>
-      <w:rPr>
-        <w:noProof/>
-        <w:sz w:val="20"/>
-      </w:rPr>
       <mc:AlternateContent>
         <mc:Choice Requires="wps">
           <w:drawing>
-            <wp:anchor distT="0" distB="0" distL="0" distR="0" simplePos="0" relativeHeight="251657216" behindDoc="1" locked="0" layoutInCell="0" allowOverlap="1" wp14:anchorId="6F100A97" wp14:editId="55734468">
+            <wp:anchor distT="0" distB="0" distL="0" distR="0" simplePos="0" relativeHeight="3" behindDoc="1" locked="0" layoutInCell="0" allowOverlap="1" wp14:anchorId="6F100A97">
               <wp:simplePos x="0" y="0"/>
               <wp:positionH relativeFrom="page">
                 <wp:posOffset>577215</wp:posOffset>
@@ -1533,8 +1589,7 @@
               <wp:extent cx="1335405" cy="353060"/>
               <wp:effectExtent l="0" t="0" r="0" b="0"/>
               <wp:wrapNone/>
-              <wp:docPr id="3" name="Textbox 2"/>
-              <wp:cNvGraphicFramePr/>
+              <wp:docPr id="4" name="Textbox 2"/>
               <a:graphic xmlns:a="http://schemas.openxmlformats.org/drawingml/2006/main">
                 <a:graphicData uri="http://schemas.microsoft.com/office/word/2010/wordprocessingShape">
                   <wps:wsp>
@@ -1553,24 +1608,19 @@
                       </a:ln>
                     </wps:spPr>
                     <wps:style>
-                      <a:lnRef idx="0">
-                        <a:scrgbClr r="0" g="0" b="0"/>
-                      </a:lnRef>
-                      <a:fillRef idx="0">
-                        <a:scrgbClr r="0" g="0" b="0"/>
-                      </a:fillRef>
-                      <a:effectRef idx="0">
-                        <a:scrgbClr r="0" g="0" b="0"/>
-                      </a:effectRef>
+                      <a:lnRef idx="0"/>
+                      <a:fillRef idx="0"/>
+                      <a:effectRef idx="0"/>
                       <a:fontRef idx="minor"/>
                     </wps:style>
                     <wps:txbx>
                       <w:txbxContent>
                         <w:p>
                           <w:pPr>
-                            <w:pStyle w:val="Contenidodelmarco"/>
-                            <w:spacing w:before="13" w:line="254" w:lineRule="auto"/>
-                            <w:ind w:left="20" w:right="18"/>
+                            <w:pStyle w:val="Contenidodelmarcouser"/>
+                            <w:spacing w:lineRule="auto" w:line="254" w:before="13" w:after="0"/>
+                            <w:ind w:start="20" w:end="18"/>
+                            <w:rPr/>
                           </w:pPr>
                           <w:r>
                             <w:rPr>
@@ -1635,14 +1685,17 @@
         </mc:Choice>
         <mc:Fallback>
           <w:pict>
-            <v:rect w14:anchorId="6F100A97" id="Textbox 2" o:spid="_x0000_s1026" style="position:absolute;margin-left:45.45pt;margin-top:62.85pt;width:105.15pt;height:27.8pt;z-index:-251659264;visibility:visible;mso-wrap-style:square;mso-wrap-distance-left:0;mso-wrap-distance-top:0;mso-wrap-distance-right:0;mso-wrap-distance-bottom:0;mso-position-horizontal:absolute;mso-position-horizontal-relative:page;mso-position-vertical:absolute;mso-position-vertical-relative:page;v-text-anchor:top" o:gfxdata="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" o:allowincell="f" filled="f" stroked="f" strokeweight="0">
-              <v:textbox inset="0,0,0,0">
+            <v:rect id="shape_0" stroked="f" o:allowincell="f" style="position:absolute;margin-left:45.45pt;margin-top:62.85pt;width:105.1pt;height:27.75pt;mso-wrap-style:square;v-text-anchor:top;mso-position-horizontal-relative:page;mso-position-vertical-relative:page" wp14:anchorId="6F100A97">
+              <v:fill o:detectmouseclick="t" on="false"/>
+              <v:stroke color="#3465a4" joinstyle="round" endcap="flat"/>
+              <v:textbox>
                 <w:txbxContent>
                   <w:p>
                     <w:pPr>
-                      <w:pStyle w:val="Contenidodelmarco"/>
-                      <w:spacing w:before="13" w:line="254" w:lineRule="auto"/>
-                      <w:ind w:left="20" w:right="18"/>
+                      <w:pStyle w:val="Contenidodelmarcouser"/>
+                      <w:spacing w:lineRule="auto" w:line="254" w:before="13" w:after="0"/>
+                      <w:ind w:start="20" w:end="18"/>
+                      <w:rPr/>
                     </w:pPr>
                     <w:r>
                       <w:rPr>
@@ -1696,7 +1749,7 @@
                   </w:p>
                 </w:txbxContent>
               </v:textbox>
-              <w10:wrap anchorx="page" anchory="page"/>
+              <w10:wrap type="none"/>
             </v:rect>
           </w:pict>
         </mc:Fallback>
@@ -1706,23 +1759,22 @@
 </w:hdr>
 </file>
 
-<file path=word/header2.xml><?xml version="1.0" encoding="utf-8"?>
-<w:hdr xmlns:wpc="http://schemas.microsoft.com/office/word/2010/wordprocessingCanvas" xmlns:cx="http://schemas.microsoft.com/office/drawing/2014/chartex" xmlns:cx1="http://schemas.microsoft.com/office/drawing/2015/9/8/chartex" xmlns:cx2="http://schemas.microsoft.com/office/drawing/2015/10/21/chartex" xmlns:cx3="http://schemas.microsoft.com/office/drawing/2016/5/9/chartex" xmlns:cx4="http://schemas.microsoft.com/office/drawing/2016/5/10/chartex" xmlns:cx5="http://schemas.microsoft.com/office/drawing/2016/5/11/chartex" xmlns:cx6="http://schemas.microsoft.com/office/drawing/2016/5/12/chartex" xmlns:cx7="http://schemas.microsoft.com/office/drawing/2016/5/13/chartex" xmlns:cx8="http://schemas.microsoft.com/office/drawing/2016/5/14/chartex" xmlns:mc="http://schemas.openxmlformats.org/markup-compatibility/2006" xmlns:aink="http://schemas.microsoft.com/office/drawing/2016/ink" xmlns:am3d="http://schemas.microsoft.com/office/drawing/2017/model3d" xmlns:o="urn:schemas-microsoft-com:office:office" xmlns:oel="http://schemas.microsoft.com/office/2019/extlst" xmlns:r="http://schemas.openxmlformats.org/officeDocument/2006/relationships" xmlns:m="http://schemas.openxmlformats.org/officeDocument/2006/math" xmlns:v="urn:schemas-microsoft-com:vml" xmlns:wp14="http://schemas.microsoft.com/office/word/2010/wordprocessingDrawing" xmlns:wp="http://schemas.openxmlformats.org/drawingml/2006/wordprocessingDrawing" xmlns:w10="urn:schemas-microsoft-com:office:word" xmlns:w="http://schemas.openxmlformats.org/wordprocessingml/2006/main" xmlns:w14="http://schemas.microsoft.com/office/word/2010/wordml" xmlns:w15="http://schemas.microsoft.com/office/word/2012/wordml" xmlns:w16cex="http://schemas.microsoft.com/office/word/2018/wordml/cex" xmlns:w16cid="http://schemas.microsoft.com/office/word/2016/wordml/cid" xmlns:w16="http://schemas.microsoft.com/office/word/2018/wordml" xmlns:w16du="http://schemas.microsoft.com/office/word/2023/wordml/word16du" xmlns:w16sdtdh="http://schemas.microsoft.com/office/word/2020/wordml/sdtdatahash" xmlns:w16sdtfl="http://schemas.microsoft.com/office/word/2024/wordml/sdtformatlock" xmlns:w16se="http://schemas.microsoft.com/office/word/2015/wordml/symex" xmlns:wpg="http://schemas.microsoft.com/office/word/2010/wordprocessingGroup" xmlns:wpi="http://schemas.microsoft.com/office/word/2010/wordprocessingInk" xmlns:wne="http://schemas.microsoft.com/office/word/2006/wordml" xmlns:wps="http://schemas.microsoft.com/office/word/2010/wordprocessingShape" mc:Ignorable="w14 w15 w16se w16cid w16 w16cex w16sdtdh w16sdtfl w16du wp14">
-  <w:p>
-    <w:pPr>
-      <w:pStyle w:val="Textoindependiente"/>
-      <w:spacing w:line="14" w:lineRule="auto"/>
-      <w:rPr>
-        <w:sz w:val="20"/>
-      </w:rPr>
-    </w:pPr>
-    <w:r>
-      <w:rPr>
-        <w:noProof/>
+<file path=word/header3.xml><?xml version="1.0" encoding="utf-8"?>
+<w:hdr xmlns:o="urn:schemas-microsoft-com:office:office" xmlns:r="http://schemas.openxmlformats.org/officeDocument/2006/relationships" xmlns:v="urn:schemas-microsoft-com:vml" xmlns:w="http://schemas.openxmlformats.org/wordprocessingml/2006/main" xmlns:w10="urn:schemas-microsoft-com:office:word" xmlns:wp="http://schemas.openxmlformats.org/drawingml/2006/wordprocessingDrawing" xmlns:pic="http://schemas.openxmlformats.org/drawingml/2006/picture" xmlns:wps="http://schemas.microsoft.com/office/word/2010/wordprocessingShape" xmlns:wpg="http://schemas.microsoft.com/office/word/2010/wordprocessingGroup" xmlns:mc="http://schemas.openxmlformats.org/markup-compatibility/2006" xmlns:wp14="http://schemas.microsoft.com/office/word/2010/wordprocessingDrawing" xmlns:w14="http://schemas.microsoft.com/office/word/2010/wordml" xmlns:w15="http://schemas.microsoft.com/office/word/2012/wordml" mc:Ignorable="w14 wp14 w15">
+  <w:p>
+    <w:pPr>
+      <w:pStyle w:val="BodyText"/>
+      <w:spacing w:lineRule="auto" w:line="14"/>
+      <w:rPr>
+        <w:sz w:val="20"/>
+      </w:rPr>
+    </w:pPr>
+    <w:r>
+      <w:rPr>
         <w:sz w:val="20"/>
       </w:rPr>
       <w:drawing>
-        <wp:anchor distT="0" distB="0" distL="0" distR="0" simplePos="0" relativeHeight="251653120" behindDoc="1" locked="0" layoutInCell="0" allowOverlap="1" wp14:anchorId="30D2506F" wp14:editId="0F648BCB">
+        <wp:anchor distT="0" distB="0" distL="0" distR="0" simplePos="0" relativeHeight="2" behindDoc="1" locked="0" layoutInCell="0" allowOverlap="1">
           <wp:simplePos x="0" y="0"/>
           <wp:positionH relativeFrom="page">
             <wp:posOffset>808990</wp:posOffset>
@@ -1733,7 +1785,7 @@
           <wp:extent cx="774065" cy="711835"/>
           <wp:effectExtent l="0" t="0" r="0" b="0"/>
           <wp:wrapNone/>
-          <wp:docPr id="4" name="Image 1"/>
+          <wp:docPr id="5" name="Image 1"/>
           <wp:cNvGraphicFramePr>
             <a:graphicFrameLocks xmlns:a="http://schemas.openxmlformats.org/drawingml/2006/main" noChangeAspect="1"/>
           </wp:cNvGraphicFramePr>
@@ -1741,7 +1793,7 @@
             <a:graphicData uri="http://schemas.openxmlformats.org/drawingml/2006/picture">
               <pic:pic xmlns:pic="http://schemas.openxmlformats.org/drawingml/2006/picture">
                 <pic:nvPicPr>
-                  <pic:cNvPr id="4" name="Image 1"/>
+                  <pic:cNvPr id="5" name="Image 1"/>
                   <pic:cNvPicPr>
                     <a:picLocks noChangeAspect="1" noChangeArrowheads="1"/>
                   </pic:cNvPicPr>
@@ -1767,16 +1819,10 @@
           </a:graphic>
         </wp:anchor>
       </w:drawing>
-    </w:r>
-    <w:r>
-      <w:rPr>
-        <w:noProof/>
-        <w:sz w:val="20"/>
-      </w:rPr>
       <mc:AlternateContent>
         <mc:Choice Requires="wps">
           <w:drawing>
-            <wp:anchor distT="0" distB="0" distL="0" distR="0" simplePos="0" relativeHeight="251659264" behindDoc="1" locked="0" layoutInCell="0" allowOverlap="1" wp14:anchorId="1F539994" wp14:editId="65378A65">
+            <wp:anchor distT="0" distB="0" distL="0" distR="0" simplePos="0" relativeHeight="3" behindDoc="1" locked="0" layoutInCell="0" allowOverlap="1" wp14:anchorId="6F100A97">
               <wp:simplePos x="0" y="0"/>
               <wp:positionH relativeFrom="page">
                 <wp:posOffset>577215</wp:posOffset>
@@ -1787,8 +1833,7 @@
               <wp:extent cx="1335405" cy="353060"/>
               <wp:effectExtent l="0" t="0" r="0" b="0"/>
               <wp:wrapNone/>
-              <wp:docPr id="5" name="Textbox 2"/>
-              <wp:cNvGraphicFramePr/>
+              <wp:docPr id="6" name="Textbox 2"/>
               <a:graphic xmlns:a="http://schemas.openxmlformats.org/drawingml/2006/main">
                 <a:graphicData uri="http://schemas.microsoft.com/office/word/2010/wordprocessingShape">
                   <wps:wsp>
@@ -1807,24 +1852,19 @@
                       </a:ln>
                     </wps:spPr>
                     <wps:style>
-                      <a:lnRef idx="0">
-                        <a:scrgbClr r="0" g="0" b="0"/>
-                      </a:lnRef>
-                      <a:fillRef idx="0">
-                        <a:scrgbClr r="0" g="0" b="0"/>
-                      </a:fillRef>
-                      <a:effectRef idx="0">
-                        <a:scrgbClr r="0" g="0" b="0"/>
-                      </a:effectRef>
+                      <a:lnRef idx="0"/>
+                      <a:fillRef idx="0"/>
+                      <a:effectRef idx="0"/>
                       <a:fontRef idx="minor"/>
                     </wps:style>
                     <wps:txbx>
                       <w:txbxContent>
                         <w:p>
                           <w:pPr>
-                            <w:pStyle w:val="Contenidodelmarco"/>
-                            <w:spacing w:before="13" w:line="254" w:lineRule="auto"/>
-                            <w:ind w:left="20" w:right="18"/>
+                            <w:pStyle w:val="Contenidodelmarcouser"/>
+                            <w:spacing w:lineRule="auto" w:line="254" w:before="13" w:after="0"/>
+                            <w:ind w:start="20" w:end="18"/>
+                            <w:rPr/>
                           </w:pPr>
                           <w:r>
                             <w:rPr>
@@ -1889,14 +1929,17 @@
         </mc:Choice>
         <mc:Fallback>
           <w:pict>
-            <v:rect w14:anchorId="1F539994" id="_x0000_s1027" style="position:absolute;margin-left:45.45pt;margin-top:62.85pt;width:105.15pt;height:27.8pt;z-index:-251657216;visibility:visible;mso-wrap-style:square;mso-wrap-distance-left:0;mso-wrap-distance-top:0;mso-wrap-distance-right:0;mso-wrap-distance-bottom:0;mso-position-horizontal:absolute;mso-position-horizontal-relative:page;mso-position-vertical:absolute;mso-position-vertical-relative:page;v-text-anchor:top" o:gfxdata="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" o:allowincell="f" filled="f" stroked="f" strokeweight="0">
-              <v:textbox inset="0,0,0,0">
+            <v:rect id="shape_0" stroked="f" o:allowincell="f" style="position:absolute;margin-left:45.45pt;margin-top:62.85pt;width:105.1pt;height:27.75pt;mso-wrap-style:square;v-text-anchor:top;mso-position-horizontal-relative:page;mso-position-vertical-relative:page" wp14:anchorId="6F100A97">
+              <v:fill o:detectmouseclick="t" on="false"/>
+              <v:stroke color="#3465a4" joinstyle="round" endcap="flat"/>
+              <v:textbox>
                 <w:txbxContent>
                   <w:p>
                     <w:pPr>
-                      <w:pStyle w:val="Contenidodelmarco"/>
-                      <w:spacing w:before="13" w:line="254" w:lineRule="auto"/>
-                      <w:ind w:left="20" w:right="18"/>
+                      <w:pStyle w:val="Contenidodelmarcouser"/>
+                      <w:spacing w:lineRule="auto" w:line="254" w:before="13" w:after="0"/>
+                      <w:ind w:start="20" w:end="18"/>
+                      <w:rPr/>
                     </w:pPr>
                     <w:r>
                       <w:rPr>
@@ -1950,7 +1993,7 @@
                   </w:p>
                 </w:txbxContent>
               </v:textbox>
-              <w10:wrap anchorx="page" anchory="page"/>
+              <w10:wrap type="none"/>
             </v:rect>
           </w:pict>
         </mc:Fallback>
@@ -1961,11 +2004,11 @@
 </file>
 
 <file path=word/styles.xml><?xml version="1.0" encoding="utf-8"?>
-<w:styles xmlns:mc="http://schemas.openxmlformats.org/markup-compatibility/2006" xmlns:r="http://schemas.openxmlformats.org/officeDocument/2006/relationships" xmlns:w="http://schemas.openxmlformats.org/wordprocessingml/2006/main" xmlns:w14="http://schemas.microsoft.com/office/word/2010/wordml" xmlns:w15="http://schemas.microsoft.com/office/word/2012/wordml" xmlns:w16cex="http://schemas.microsoft.com/office/word/2018/wordml/cex" xmlns:w16cid="http://schemas.microsoft.com/office/word/2016/wordml/cid" xmlns:w16="http://schemas.microsoft.com/office/word/2018/wordml" xmlns:w16du="http://schemas.microsoft.com/office/word/2023/wordml/word16du" xmlns:w16sdtdh="http://schemas.microsoft.com/office/word/2020/wordml/sdtdatahash" xmlns:w16sdtfl="http://schemas.microsoft.com/office/word/2024/wordml/sdtformatlock" xmlns:w16se="http://schemas.microsoft.com/office/word/2015/wordml/symex" mc:Ignorable="w14 w15 w16se w16cid w16 w16cex w16sdtdh w16sdtfl w16du">
+<w:styles xmlns:w="http://schemas.openxmlformats.org/wordprocessingml/2006/main" xmlns:w14="http://schemas.microsoft.com/office/word/2010/wordml" xmlns:mc="http://schemas.openxmlformats.org/markup-compatibility/2006" mc:Ignorable="w14">
   <w:docDefaults>
     <w:rPrDefault>
       <w:rPr>
-        <w:rFonts w:asciiTheme="minorHAnsi" w:eastAsiaTheme="minorHAnsi" w:hAnsiTheme="minorHAnsi" w:cstheme="minorBidi"/>
+        <w:rFonts w:ascii="Calibri" w:hAnsi="Calibri" w:eastAsia="Calibri" w:cs="" w:asciiTheme="minorHAnsi" w:cstheme="minorBidi" w:eastAsiaTheme="minorHAnsi" w:hAnsiTheme="minorHAnsi"/>
         <w:sz w:val="22"/>
         <w:szCs w:val="22"/>
         <w:lang w:val="en-US" w:eastAsia="en-US" w:bidi="ar-SA"/>
@@ -1973,21 +2016,21 @@
     </w:rPrDefault>
     <w:pPrDefault>
       <w:pPr>
-        <w:suppressAutoHyphens/>
+        <w:suppressAutoHyphens w:val="true"/>
       </w:pPr>
     </w:pPrDefault>
   </w:docDefaults>
   <w:latentStyles w:defLockedState="0" w:defUIPriority="99" w:defSemiHidden="0" w:defUnhideWhenUsed="0" w:defQFormat="0" w:count="376">
     <w:lsdException w:name="Normal" w:uiPriority="0" w:qFormat="1"/>
     <w:lsdException w:name="heading 1" w:uiPriority="9" w:qFormat="1"/>
-    <w:lsdException w:name="heading 2" w:semiHidden="1" w:uiPriority="9" w:unhideWhenUsed="1" w:qFormat="1"/>
-    <w:lsdException w:name="heading 3" w:semiHidden="1" w:uiPriority="9" w:unhideWhenUsed="1" w:qFormat="1"/>
-    <w:lsdException w:name="heading 4" w:semiHidden="1" w:uiPriority="9" w:unhideWhenUsed="1" w:qFormat="1"/>
-    <w:lsdException w:name="heading 5" w:semiHidden="1" w:uiPriority="9" w:unhideWhenUsed="1" w:qFormat="1"/>
-    <w:lsdException w:name="heading 6" w:semiHidden="1" w:uiPriority="9" w:unhideWhenUsed="1" w:qFormat="1"/>
-    <w:lsdException w:name="heading 7" w:semiHidden="1" w:uiPriority="9" w:unhideWhenUsed="1" w:qFormat="1"/>
-    <w:lsdException w:name="heading 8" w:semiHidden="1" w:uiPriority="9" w:unhideWhenUsed="1" w:qFormat="1"/>
-    <w:lsdException w:name="heading 9" w:semiHidden="1" w:uiPriority="9" w:unhideWhenUsed="1" w:qFormat="1"/>
+    <w:lsdException w:name="heading 2" w:uiPriority="9" w:semiHidden="1" w:unhideWhenUsed="1" w:qFormat="1"/>
+    <w:lsdException w:name="heading 3" w:uiPriority="9" w:semiHidden="1" w:unhideWhenUsed="1" w:qFormat="1"/>
+    <w:lsdException w:name="heading 4" w:uiPriority="9" w:semiHidden="1" w:unhideWhenUsed="1" w:qFormat="1"/>
+    <w:lsdException w:name="heading 5" w:uiPriority="9" w:semiHidden="1" w:unhideWhenUsed="1" w:qFormat="1"/>
+    <w:lsdException w:name="heading 6" w:uiPriority="9" w:semiHidden="1" w:unhideWhenUsed="1" w:qFormat="1"/>
+    <w:lsdException w:name="heading 7" w:uiPriority="9" w:semiHidden="1" w:unhideWhenUsed="1" w:qFormat="1"/>
+    <w:lsdException w:name="heading 8" w:uiPriority="9" w:semiHidden="1" w:unhideWhenUsed="1" w:qFormat="1"/>
+    <w:lsdException w:name="heading 9" w:uiPriority="9" w:semiHidden="1" w:unhideWhenUsed="1" w:qFormat="1"/>
     <w:lsdException w:name="index 1" w:semiHidden="1" w:unhideWhenUsed="1"/>
     <w:lsdException w:name="index 2" w:semiHidden="1" w:unhideWhenUsed="1"/>
     <w:lsdException w:name="index 3" w:semiHidden="1" w:unhideWhenUsed="1"/>
@@ -1997,22 +2040,22 @@
     <w:lsdException w:name="index 7" w:semiHidden="1" w:unhideWhenUsed="1"/>
     <w:lsdException w:name="index 8" w:semiHidden="1" w:unhideWhenUsed="1"/>
     <w:lsdException w:name="index 9" w:semiHidden="1" w:unhideWhenUsed="1"/>
-    <w:lsdException w:name="toc 1" w:semiHidden="1" w:uiPriority="39" w:unhideWhenUsed="1"/>
-    <w:lsdException w:name="toc 2" w:semiHidden="1" w:uiPriority="39" w:unhideWhenUsed="1"/>
-    <w:lsdException w:name="toc 3" w:semiHidden="1" w:uiPriority="39" w:unhideWhenUsed="1"/>
-    <w:lsdException w:name="toc 4" w:semiHidden="1" w:uiPriority="39" w:unhideWhenUsed="1"/>
-    <w:lsdException w:name="toc 5" w:semiHidden="1" w:uiPriority="39" w:unhideWhenUsed="1"/>
-    <w:lsdException w:name="toc 6" w:semiHidden="1" w:uiPriority="39" w:unhideWhenUsed="1"/>
-    <w:lsdException w:name="toc 7" w:semiHidden="1" w:uiPriority="39" w:unhideWhenUsed="1"/>
-    <w:lsdException w:name="toc 8" w:semiHidden="1" w:uiPriority="39" w:unhideWhenUsed="1"/>
-    <w:lsdException w:name="toc 9" w:semiHidden="1" w:uiPriority="39" w:unhideWhenUsed="1"/>
+    <w:lsdException w:name="toc 1" w:uiPriority="39" w:semiHidden="1" w:unhideWhenUsed="1"/>
+    <w:lsdException w:name="toc 2" w:uiPriority="39" w:semiHidden="1" w:unhideWhenUsed="1"/>
+    <w:lsdException w:name="toc 3" w:uiPriority="39" w:semiHidden="1" w:unhideWhenUsed="1"/>
+    <w:lsdException w:name="toc 4" w:uiPriority="39" w:semiHidden="1" w:unhideWhenUsed="1"/>
+    <w:lsdException w:name="toc 5" w:uiPriority="39" w:semiHidden="1" w:unhideWhenUsed="1"/>
+    <w:lsdException w:name="toc 6" w:uiPriority="39" w:semiHidden="1" w:unhideWhenUsed="1"/>
+    <w:lsdException w:name="toc 7" w:uiPriority="39" w:semiHidden="1" w:unhideWhenUsed="1"/>
+    <w:lsdException w:name="toc 8" w:uiPriority="39" w:semiHidden="1" w:unhideWhenUsed="1"/>
+    <w:lsdException w:name="toc 9" w:uiPriority="39" w:semiHidden="1" w:unhideWhenUsed="1"/>
     <w:lsdException w:name="Normal Indent" w:semiHidden="1" w:unhideWhenUsed="1"/>
     <w:lsdException w:name="footnote text" w:semiHidden="1" w:unhideWhenUsed="1"/>
     <w:lsdException w:name="annotation text" w:semiHidden="1" w:unhideWhenUsed="1"/>
     <w:lsdException w:name="header" w:semiHidden="1" w:unhideWhenUsed="1"/>
     <w:lsdException w:name="footer" w:semiHidden="1" w:unhideWhenUsed="1"/>
     <w:lsdException w:name="index heading" w:semiHidden="1" w:unhideWhenUsed="1"/>
-    <w:lsdException w:name="caption" w:semiHidden="1" w:uiPriority="35" w:unhideWhenUsed="1" w:qFormat="1"/>
+    <w:lsdException w:name="caption" w:uiPriority="35" w:semiHidden="1" w:unhideWhenUsed="1" w:qFormat="1"/>
     <w:lsdException w:name="table of figures" w:semiHidden="1" w:unhideWhenUsed="1"/>
     <w:lsdException w:name="envelope address" w:semiHidden="1" w:unhideWhenUsed="1"/>
     <w:lsdException w:name="envelope return" w:semiHidden="1" w:unhideWhenUsed="1"/>
@@ -2043,7 +2086,7 @@
     <w:lsdException w:name="Title" w:uiPriority="10" w:qFormat="1"/>
     <w:lsdException w:name="Closing" w:semiHidden="1" w:unhideWhenUsed="1"/>
     <w:lsdException w:name="Signature" w:semiHidden="1" w:unhideWhenUsed="1"/>
-    <w:lsdException w:name="Default Paragraph Font" w:semiHidden="1" w:uiPriority="1" w:unhideWhenUsed="1"/>
+    <w:lsdException w:name="Default Paragraph Font" w:uiPriority="1" w:semiHidden="1" w:unhideWhenUsed="1"/>
     <w:lsdException w:name="Body Text" w:semiHidden="1" w:unhideWhenUsed="1"/>
     <w:lsdException w:name="Body Text Indent" w:semiHidden="1" w:unhideWhenUsed="1"/>
     <w:lsdException w:name="List Continue" w:semiHidden="1" w:unhideWhenUsed="1"/>
@@ -2243,8 +2286,8 @@
     <w:lsdException w:name="Subtle Reference" w:uiPriority="31" w:qFormat="1"/>
     <w:lsdException w:name="Intense Reference" w:uiPriority="32" w:qFormat="1"/>
     <w:lsdException w:name="Book Title" w:uiPriority="33" w:qFormat="1"/>
-    <w:lsdException w:name="Bibliography" w:semiHidden="1" w:uiPriority="37" w:unhideWhenUsed="1"/>
-    <w:lsdException w:name="TOC Heading" w:semiHidden="1" w:uiPriority="39" w:unhideWhenUsed="1" w:qFormat="1"/>
+    <w:lsdException w:name="Bibliography" w:uiPriority="37" w:semiHidden="1" w:unhideWhenUsed="1"/>
+    <w:lsdException w:name="TOC Heading" w:uiPriority="39" w:semiHidden="1" w:unhideWhenUsed="1" w:qFormat="1"/>
     <w:lsdException w:name="Plain Table 1" w:uiPriority="41"/>
     <w:lsdException w:name="Plain Table 2" w:uiPriority="42"/>
     <w:lsdException w:name="Plain Table 3" w:uiPriority="43"/>
@@ -2355,59 +2398,48 @@
     <w:lsdException w:name="Unresolved Mention" w:semiHidden="1" w:unhideWhenUsed="1"/>
     <w:lsdException w:name="Smart Link" w:semiHidden="1" w:unhideWhenUsed="1"/>
   </w:latentStyles>
-  <w:style w:type="paragraph" w:default="1" w:styleId="Normal">
+  <w:style w:type="paragraph" w:styleId="Normal" w:default="1">
     <w:name w:val="Normal"/>
     <w:qFormat/>
     <w:pPr>
-      <w:widowControl w:val="0"/>
+      <w:widowControl w:val="false"/>
+      <w:suppressAutoHyphens w:val="true"/>
+      <w:bidi w:val="0"/>
+      <w:spacing w:before="0" w:after="0"/>
+      <w:jc w:val="start"/>
     </w:pPr>
     <w:rPr>
-      <w:rFonts w:ascii="Arial MT" w:eastAsia="Arial MT" w:hAnsi="Arial MT" w:cs="Arial MT"/>
-      <w:lang w:val="es-ES"/>
+      <w:rFonts w:ascii="Arial MT" w:hAnsi="Arial MT" w:eastAsia="Arial MT" w:cs="Arial MT"/>
+      <w:color w:val="auto"/>
+      <w:kern w:val="0"/>
+      <w:sz w:val="22"/>
+      <w:szCs w:val="22"/>
+      <w:lang w:val="es-ES" w:eastAsia="en-US" w:bidi="ar-SA"/>
     </w:rPr>
   </w:style>
-  <w:style w:type="character" w:default="1" w:styleId="Fuentedeprrafopredeter">
+  <w:style w:type="character" w:styleId="DefaultParagraphFont" w:default="1">
     <w:name w:val="Default Paragraph Font"/>
     <w:uiPriority w:val="1"/>
     <w:semiHidden/>
     <w:unhideWhenUsed/>
+    <w:qFormat/>
+    <w:rPr/>
   </w:style>
-  <w:style w:type="table" w:default="1" w:styleId="Tablanormal">
-    <w:name w:val="Normal Table"/>
-    <w:uiPriority w:val="99"/>
-    <w:semiHidden/>
-    <w:unhideWhenUsed/>
-    <w:tblPr>
-      <w:tblInd w:w="0" w:type="dxa"/>
-      <w:tblCellMar>
-        <w:top w:w="0" w:type="dxa"/>
-        <w:left w:w="108" w:type="dxa"/>
-        <w:bottom w:w="0" w:type="dxa"/>
-        <w:right w:w="108" w:type="dxa"/>
-      </w:tblCellMar>
-    </w:tblPr>
-  </w:style>
-  <w:style w:type="numbering" w:default="1" w:styleId="Sinlista">
-    <w:name w:val="No List"/>
-    <w:uiPriority w:val="99"/>
-    <w:semiHidden/>
-    <w:unhideWhenUsed/>
-  </w:style>
-  <w:style w:type="character" w:styleId="Hipervnculo">
+  <w:style w:type="character" w:styleId="Hyperlink">
     <w:name w:val="Hyperlink"/>
     <w:rPr>
       <w:color w:val="000080"/>
       <w:u w:val="single"/>
     </w:rPr>
   </w:style>
-  <w:style w:type="character" w:customStyle="1" w:styleId="Textooriginal">
-    <w:name w:val="Texto original"/>
+  <w:style w:type="character" w:styleId="Textooriginaluser" w:customStyle="1">
+    <w:name w:val="Texto original (user)"/>
     <w:qFormat/>
     <w:rPr>
-      <w:rFonts w:ascii="Liberation Mono" w:eastAsia="Liberation Mono" w:hAnsi="Liberation Mono" w:cs="Liberation Mono"/>
+      <w:rFonts w:ascii="Liberation Mono" w:hAnsi="Liberation Mono" w:eastAsia="Liberation Mono" w:cs="Liberation Mono"/>
     </w:rPr>
   </w:style>
-  <w:style w:type="character" w:styleId="Fuerte">
+  <w:style w:type="character" w:styleId="Strong">
     <w:name w:val="Strong"/>
     <w:qFormat/>
     <w:rPr>
@@ -2415,49 +2447,48 @@
       <w:bCs/>
     </w:rPr>
   </w:style>
-  <w:style w:type="character" w:customStyle="1" w:styleId="Textooriginaluser">
-    <w:name w:val="Texto original (user)"/>
+  <w:style w:type="character" w:styleId="Textooriginal" w:customStyle="1">
+    <w:name w:val="Texto original"/>
     <w:qFormat/>
     <w:rPr>
-      <w:rFonts w:ascii="Liberation Mono" w:eastAsia="Liberation Mono" w:hAnsi="Liberation Mono" w:cs="Liberation Mono"/>
+      <w:rFonts w:ascii="Liberation Mono" w:hAnsi="Liberation Mono" w:eastAsia="Liberation Mono" w:cs="Liberation Mono"/>
     </w:rPr>
   </w:style>
-  <w:style w:type="paragraph" w:styleId="Ttulo">
-    <w:name w:val="Title"/>
+  <w:style w:type="paragraph" w:styleId="Ttulo" w:customStyle="1">
+    <w:name w:val="Título"/>
     <w:basedOn w:val="Normal"/>
-    <w:next w:val="Textoindependiente"/>
-    <w:uiPriority w:val="10"/>
+    <w:next w:val="BodyText"/>
     <w:qFormat/>
     <w:pPr>
-      <w:ind w:left="53"/>
-      <w:jc w:val="center"/>
+      <w:keepNext w:val="true"/>
+      <w:spacing w:before="240" w:after="120"/>
     </w:pPr>
     <w:rPr>
-      <w:rFonts w:ascii="Arial" w:eastAsia="Arial" w:hAnsi="Arial" w:cs="Arial"/>
-      <w:b/>
-      <w:bCs/>
-      <w:sz w:val="24"/>
-      <w:szCs w:val="24"/>
+      <w:rFonts w:ascii="Liberation Sans" w:hAnsi="Liberation Sans" w:eastAsia="Microsoft YaHei" w:cs="Arial"/>
+      <w:sz w:val="28"/>
+      <w:szCs w:val="28"/>
     </w:rPr>
   </w:style>
-  <w:style w:type="paragraph" w:styleId="Textoindependiente">
+  <w:style w:type="paragraph" w:styleId="BodyText">
     <w:name w:val="Body Text"/>
     <w:basedOn w:val="Normal"/>
     <w:uiPriority w:val="1"/>
     <w:qFormat/>
+    <w:pPr/>
     <w:rPr>
       <w:sz w:val="24"/>
       <w:szCs w:val="24"/>
     </w:rPr>
   </w:style>
-  <w:style w:type="paragraph" w:styleId="Lista">
+  <w:style w:type="paragraph" w:styleId="List">
     <w:name w:val="List"/>
-    <w:basedOn w:val="Textoindependiente"/>
+    <w:basedOn w:val="BodyText"/>
+    <w:pPr/>
     <w:rPr>
       <w:rFonts w:cs="Arial"/>
     </w:rPr>
   </w:style>
-  <w:style w:type="paragraph" w:styleId="Descripcin">
+  <w:style w:type="paragraph" w:styleId="Caption">
     <w:name w:val="caption"/>
     <w:basedOn w:val="Normal"/>
     <w:qFormat/>
@@ -2473,7 +2504,7 @@
       <w:szCs w:val="24"/>
     </w:rPr>
   </w:style>
-  <w:style w:type="paragraph" w:customStyle="1" w:styleId="ndice">
+  <w:style w:type="paragraph" w:styleId="ndice" w:customStyle="1">
     <w:name w:val="Índice"/>
     <w:basedOn w:val="Normal"/>
     <w:qFormat/>
@@ -2484,22 +2515,25 @@
       <w:rFonts w:cs="Arial"/>
     </w:rPr>
   </w:style>
-  <w:style w:type="paragraph" w:customStyle="1" w:styleId="Ttulouser">
-    <w:name w:val="Título (user)"/>
+  <w:style w:type="paragraph" w:styleId="Title">
+    <w:name w:val="Title"/>
     <w:basedOn w:val="Normal"/>
-    <w:next w:val="Textoindependiente"/>
+    <w:next w:val="BodyText"/>
+    <w:uiPriority w:val="10"/>
     <w:qFormat/>
     <w:pPr>
-      <w:keepNext/>
-      <w:spacing w:before="240" w:after="120"/>
+      <w:ind w:start="53"/>
+      <w:jc w:val="center"/>
     </w:pPr>
     <w:rPr>
-      <w:rFonts w:ascii="Liberation Sans" w:eastAsia="Microsoft YaHei" w:hAnsi="Liberation Sans" w:cs="Arial"/>
-      <w:sz w:val="28"/>
-      <w:szCs w:val="28"/>
+      <w:rFonts w:ascii="Arial" w:hAnsi="Arial" w:eastAsia="Arial" w:cs="Arial"/>
+      <w:b/>
+      <w:bCs/>
+      <w:sz w:val="24"/>
+      <w:szCs w:val="24"/>
     </w:rPr>
   </w:style>
-  <w:style w:type="paragraph" w:customStyle="1" w:styleId="ndiceuser">
+  <w:style w:type="paragraph" w:styleId="ndiceuser" w:customStyle="1">
     <w:name w:val="Índice (user)"/>
     <w:basedOn w:val="Normal"/>
     <w:qFormat/>
@@ -2510,52 +2544,67 @@
       <w:rFonts w:cs="Arial"/>
     </w:rPr>
   </w:style>
-  <w:style w:type="paragraph" w:styleId="Prrafodelista">
+  <w:style w:type="paragraph" w:styleId="ListParagraph">
     <w:name w:val="List Paragraph"/>
     <w:basedOn w:val="Normal"/>
     <w:uiPriority w:val="1"/>
     <w:qFormat/>
+    <w:pPr/>
+    <w:rPr/>
   </w:style>
-  <w:style w:type="paragraph" w:customStyle="1" w:styleId="TableParagraph">
+  <w:style w:type="paragraph" w:styleId="TableParagraph" w:customStyle="1">
     <w:name w:val="Table Paragraph"/>
     <w:basedOn w:val="Normal"/>
     <w:uiPriority w:val="1"/>
     <w:qFormat/>
+    <w:pPr/>
+    <w:rPr/>
   </w:style>
-  <w:style w:type="paragraph" w:customStyle="1" w:styleId="Cabeceraypie">
+  <w:style w:type="paragraph" w:styleId="Cabeceraypieuser" w:customStyle="1">
+    <w:name w:val="Cabecera y pie (user)"/>
+    <w:basedOn w:val="Normal"/>
+    <w:qFormat/>
+    <w:pPr/>
+    <w:rPr/>
+  </w:style>
+  <w:style w:type="paragraph" w:styleId="Cabeceraypie" w:customStyle="1">
     <w:name w:val="Cabecera y pie"/>
     <w:basedOn w:val="Normal"/>
     <w:qFormat/>
+    <w:pPr/>
+    <w:rPr/>
   </w:style>
-  <w:style w:type="paragraph" w:customStyle="1" w:styleId="Cabeceraypieuser">
-    <w:name w:val="Cabecera y pie (user)"/>
+  <w:style w:type="paragraph" w:styleId="Header">
+    <w:name w:val="header"/>
+    <w:basedOn w:val="Cabeceraypieuser"/>
+    <w:pPr/>
+    <w:rPr/>
+  </w:style>
+  <w:style w:type="paragraph" w:styleId="Contenidodelmarcouser" w:customStyle="1">
+    <w:name w:val="Contenido del marco (user)"/>
     <w:basedOn w:val="Normal"/>
     <w:qFormat/>
+    <w:pPr/>
+    <w:rPr/>
   </w:style>
-  <w:style w:type="paragraph" w:styleId="Encabezado">
-    <w:name w:val="header"/>
-    <w:basedOn w:val="Cabeceraypie"/>
+  <w:style w:type="paragraph" w:styleId="Footer">
+    <w:name w:val="footer"/>
+    <w:basedOn w:val="Cabeceraypieuser"/>
+    <w:pPr/>
+    <w:rPr/>
   </w:style>
-  <w:style w:type="paragraph" w:customStyle="1" w:styleId="Contenidodelmarco">
-    <w:name w:val="Contenido del marco"/>
+  <w:style w:type="paragraph" w:styleId="Contenidodelatablauser" w:customStyle="1">
+    <w:name w:val="Contenido de la tabla (user)"/>
     <w:basedOn w:val="Normal"/>
     <w:qFormat/>
+    <w:pPr>
+      <w:suppressLineNumbers/>
+    </w:pPr>
+    <w:rPr/>
   </w:style>
-  <w:style w:type="paragraph" w:styleId="Piedepgina">
-    <w:name w:val="footer"/>
-    <w:basedOn w:val="Cabeceraypie"/>
-  </w:style>
-  <w:style w:type="paragraph" w:customStyle="1" w:styleId="Contenidodelatabla">
-    <w:name w:val="Contenido de la tabla"/>
-    <w:basedOn w:val="Normal"/>
-    <w:qFormat/>
-    <w:pPr>
-      <w:suppressLineNumbers/>
-    </w:pPr>
-  </w:style>
-  <w:style w:type="paragraph" w:customStyle="1" w:styleId="Ttulodelatabla">
-    <w:name w:val="Título de la tabla"/>
-    <w:basedOn w:val="Contenidodelatabla"/>
+  <w:style w:type="paragraph" w:styleId="Ttulodelatablauser" w:customStyle="1">
+    <w:name w:val="Título de la tabla (user)"/>
+    <w:basedOn w:val="Contenidodelatablauser"/>
     <w:qFormat/>
     <w:pPr>
       <w:jc w:val="center"/>
@@ -2565,17 +2614,40 @@
       <w:bCs/>
     </w:rPr>
   </w:style>
-  <w:style w:type="paragraph" w:customStyle="1" w:styleId="Contenidodelmarcouser">
-    <w:name w:val="Contenido del marco (user)"/>
+  <w:style w:type="paragraph" w:styleId="Contenidodelmarco" w:customStyle="1">
+    <w:name w:val="Contenido del marco"/>
     <w:basedOn w:val="Normal"/>
     <w:qFormat/>
+    <w:pPr/>
+    <w:rPr/>
   </w:style>
-  <w:style w:type="numbering" w:customStyle="1" w:styleId="Ningunalista">
+  <w:style w:type="numbering" w:styleId="Ningunalista" w:default="1">
     <w:name w:val="Ninguna lista"/>
     <w:uiPriority w:val="99"/>
     <w:semiHidden/>
     <w:unhideWhenUsed/>
     <w:qFormat/>
+  </w:style>
+  <w:style w:type="numbering" w:styleId="Ningunalistauser" w:customStyle="1">
+    <w:name w:val="Ninguna lista (user)"/>
+    <w:uiPriority w:val="99"/>
+    <w:semiHidden/>
+    <w:unhideWhenUsed/>
+    <w:qFormat/>
+  </w:style>
+  <w:style w:type="table" w:default="1" w:styleId="Tablanormal">
+    <w:name w:val="Normal Table"/>
+    <w:uiPriority w:val="99"/>
+    <w:semiHidden/>
+    <w:unhideWhenUsed/>
+    <w:tblPr>
+      <w:tblCellMar>
+        <w:top w:w="0" w:type="dxa"/>
+        <w:left w:w="108" w:type="dxa"/>
+        <w:bottom w:w="0" w:type="dxa"/>
+        <w:right w:w="108" w:type="dxa"/>
+      </w:tblCellMar>
+    </w:tblPr>
   </w:style>
   <w:style w:type="table" w:customStyle="1" w:styleId="TableNormal">
     <w:name w:val="Table Normal"/>
@@ -2596,7 +2668,7 @@
 </file>
 
 <file path=word/theme/theme1.xml><?xml version="1.0" encoding="utf-8"?>
-<a:theme xmlns:a="http://schemas.openxmlformats.org/drawingml/2006/main" name="Office Theme">
+<a:theme xmlns:a="http://schemas.openxmlformats.org/drawingml/2006/main" xmlns:r="http://schemas.openxmlformats.org/officeDocument/2006/relationships" name="Office Theme">
   <a:themeElements>
     <a:clrScheme name="Office">
       <a:dk1>
@@ -2638,12 +2710,12 @@
     </a:clrScheme>
     <a:fontScheme name="Office">
       <a:majorFont>
-        <a:latin typeface="Cambria"/>
+        <a:latin typeface="Cambria" pitchFamily="0" charset="1"/>
         <a:ea typeface=""/>
         <a:cs typeface=""/>
       </a:majorFont>
       <a:minorFont>
-        <a:latin typeface="Calibri"/>
+        <a:latin typeface="Calibri" pitchFamily="0" charset="1"/>
         <a:ea typeface=""/>
         <a:cs typeface=""/>
       </a:minorFont>
@@ -2672,7 +2744,7 @@
             </a:gs>
           </a:gsLst>
           <a:lin ang="16200000" scaled="1"/>
-          <a:tileRect/>
+          <a:tileRect l="0" t="0" r="0" b="0"/>
         </a:gradFill>
         <a:gradFill>
           <a:gsLst>
@@ -2693,7 +2765,7 @@
             </a:gs>
           </a:gsLst>
           <a:lin ang="16200000" scaled="0"/>
-          <a:tileRect/>
+          <a:tileRect l="0" t="0" r="0" b="0"/>
         </a:gradFill>
       </a:fillStyleLst>
       <a:lnStyleLst>
@@ -2744,7 +2816,7 @@
           <a:path path="circle">
             <a:fillToRect l="50000" t="-80000" r="50000" b="180000"/>
           </a:path>
-          <a:tileRect/>
+          <a:tileRect l="0" t="0" r="0" b="0"/>
         </a:gradFill>
         <a:gradFill>
           <a:gsLst>
@@ -2762,12 +2834,10 @@
           <a:path path="circle">
             <a:fillToRect l="50000" t="50000" r="50000" b="50000"/>
           </a:path>
-          <a:tileRect/>
+          <a:tileRect l="0" t="0" r="0" b="0"/>
         </a:gradFill>
       </a:bgFillStyleLst>
     </a:fmtScheme>
   </a:themeElements>
-  <a:objectDefaults/>
-  <a:extraClrSchemeLst/>
 </a:theme>
 </file>